--- a/api/templates/Multi TT Will (with Foreign Persons Excluded Trust) - Individual (Clio).docx
+++ b/api/templates/Multi TT Will (with Foreign Persons Excluded Trust) - Individual (Clio).docx
@@ -73,9 +73,7 @@
         <w:pStyle w:val="AEPTitle"/>
       </w:pPr>
       <w:r>
-        <w:rPr>
-          <w:highlight w:val="yellow"/>
-        </w:rPr>
+        <w:rPr/>
         <w:t>&lt;&lt; Matter.Client.Name &gt;&gt;</w:t>
       </w:r>
       <w:r>
@@ -241,9 +239,7 @@
         <w:t xml:space="preserve">Last Will of </w:t>
       </w:r>
       <w:r>
-        <w:rPr>
-          <w:highlight w:val="yellow"/>
-        </w:rPr>
+        <w:rPr/>
         <w:t>&lt;&lt; Matter.Client.Name &gt;&gt;</w:t>
       </w:r>
     </w:p>
@@ -255,9 +251,7 @@
         <w:t xml:space="preserve">of </w:t>
       </w:r>
       <w:r>
-        <w:rPr>
-          <w:highlight w:val="yellow"/>
-        </w:rPr>
+        <w:rPr/>
         <w:t>&lt;&lt; Matter.Client.Address &gt;&gt;</w:t>
       </w:r>
     </w:p>
@@ -384,7 +378,6 @@
         <w:rPr>
           <w:b/>
           <w:bCs/>
-          <w:highlight w:val="yellow"/>
         </w:rPr>
         <w:t>&lt;&lt; Matter.Client.</w:t>
       </w:r>
@@ -392,7 +385,6 @@
         <w:rPr>
           <w:b/>
           <w:bCs/>
-          <w:highlight w:val="yellow"/>
         </w:rPr>
         <w:t>Name</w:t>
       </w:r>
@@ -400,7 +392,6 @@
         <w:rPr>
           <w:b/>
           <w:bCs/>
-          <w:highlight w:val="yellow"/>
         </w:rPr>
         <w:t xml:space="preserve"> &gt;&gt;</w:t>
       </w:r>
@@ -434,9 +425,7 @@
         <w:t xml:space="preserve"> </w:t>
       </w:r>
       <w:r>
-        <w:rPr>
-          <w:highlight w:val="yellow"/>
-        </w:rPr>
+        <w:rPr/>
         <w:t>&lt;&lt; Matter.CustomField.NominatedBeneficiaryTt1 &gt;&gt;</w:t>
       </w:r>
     </w:p>
@@ -448,9 +437,7 @@
         <w:t xml:space="preserve">Initial Trustee - </w:t>
       </w:r>
       <w:r>
-        <w:rPr>
-          <w:highlight w:val="yellow"/>
-        </w:rPr>
+        <w:rPr/>
         <w:t>&lt;&lt; Matter.CustomField.InitialTrusteeTt1 &gt;&gt;</w:t>
       </w:r>
       <w:r>
@@ -468,9 +455,7 @@
         <w:t xml:space="preserve">Backup Trustee - </w:t>
       </w:r>
       <w:r>
-        <w:rPr>
-          <w:highlight w:val="yellow"/>
-        </w:rPr>
+        <w:rPr/>
         <w:t>&lt;&lt; Matter.CustomField.BackupTrusteeTt1 &gt;&gt;</w:t>
       </w:r>
       <w:r>
@@ -489,21 +474,15 @@
       </w:r>
       <w:bookmarkStart w:id="2" w:name="_Hlk197261986"/>
       <w:r>
-        <w:rPr>
-          <w:highlight w:val="yellow"/>
-        </w:rPr>
+        <w:rPr/>
         <w:t>&lt;&lt; Matter.CustomField.</w:t>
       </w:r>
       <w:r>
-        <w:rPr>
-          <w:highlight w:val="yellow"/>
-        </w:rPr>
+        <w:rPr/>
         <w:t>Further</w:t>
       </w:r>
       <w:r>
-        <w:rPr>
-          <w:highlight w:val="yellow"/>
-        </w:rPr>
+        <w:rPr/>
         <w:t>BackupTrusteeTt1 &gt;&gt;</w:t>
       </w:r>
       <w:r>
@@ -528,9 +507,7 @@
         <w:t xml:space="preserve">Appointor - </w:t>
       </w:r>
       <w:r>
-        <w:rPr>
-          <w:highlight w:val="yellow"/>
-        </w:rPr>
+        <w:rPr/>
         <w:t>&lt;&lt; Matter.CustomField.InitialAppointorTt1 &gt;&gt;</w:t>
       </w:r>
       <w:r>
@@ -548,9 +525,7 @@
         <w:t xml:space="preserve">Backup Appointor - </w:t>
       </w:r>
       <w:r>
-        <w:rPr>
-          <w:highlight w:val="yellow"/>
-        </w:rPr>
+        <w:rPr/>
         <w:t>&lt;&lt; Matter.CustomField.BackupAppointorTt1 &gt;&gt;</w:t>
       </w:r>
       <w:r>
@@ -568,9 +543,7 @@
         <w:t xml:space="preserve">Further Backup Appointor - </w:t>
       </w:r>
       <w:r>
-        <w:rPr>
-          <w:highlight w:val="yellow"/>
-        </w:rPr>
+        <w:rPr/>
         <w:t>&lt;&lt; Matter.CustomField.FurtherBackupAppointorTt1 &gt;&gt;</w:t>
       </w:r>
       <w:r>
@@ -591,7 +564,6 @@
         <w:rPr>
           <w:b/>
           <w:bCs/>
-          <w:highlight w:val="yellow"/>
         </w:rPr>
         <w:t>&lt;&lt; Matter.Client.</w:t>
       </w:r>
@@ -599,7 +571,6 @@
         <w:rPr>
           <w:b/>
           <w:bCs/>
-          <w:highlight w:val="yellow"/>
         </w:rPr>
         <w:t>Name</w:t>
       </w:r>
@@ -607,7 +578,6 @@
         <w:rPr>
           <w:b/>
           <w:bCs/>
-          <w:highlight w:val="yellow"/>
         </w:rPr>
         <w:t xml:space="preserve"> &gt;&gt;</w:t>
       </w:r>
@@ -645,21 +615,15 @@
         <w:t xml:space="preserve"> </w:t>
       </w:r>
       <w:r>
-        <w:rPr>
-          <w:highlight w:val="yellow"/>
-        </w:rPr>
+        <w:rPr/>
         <w:t>&lt;&lt; Matter.CustomField.NominatedBeneficiaryTt</w:t>
       </w:r>
       <w:r>
-        <w:rPr>
-          <w:highlight w:val="yellow"/>
-        </w:rPr>
+        <w:rPr/>
         <w:t>2</w:t>
       </w:r>
       <w:r>
-        <w:rPr>
-          <w:highlight w:val="yellow"/>
-        </w:rPr>
+        <w:rPr/>
         <w:t xml:space="preserve"> &gt;&gt;</w:t>
       </w:r>
     </w:p>
@@ -671,21 +635,15 @@
         <w:t xml:space="preserve">Initial Trustee - </w:t>
       </w:r>
       <w:r>
-        <w:rPr>
-          <w:highlight w:val="yellow"/>
-        </w:rPr>
+        <w:rPr/>
         <w:t>&lt;&lt; Matter.CustomField.InitialTrusteeTt</w:t>
       </w:r>
       <w:r>
-        <w:rPr>
-          <w:highlight w:val="yellow"/>
-        </w:rPr>
+        <w:rPr/>
         <w:t>2</w:t>
       </w:r>
       <w:r>
-        <w:rPr>
-          <w:highlight w:val="yellow"/>
-        </w:rPr>
+        <w:rPr/>
         <w:t xml:space="preserve"> &gt;&gt;</w:t>
       </w:r>
       <w:r>
@@ -703,21 +661,15 @@
         <w:t xml:space="preserve">Backup Trustee - </w:t>
       </w:r>
       <w:r>
-        <w:rPr>
-          <w:highlight w:val="yellow"/>
-        </w:rPr>
+        <w:rPr/>
         <w:t>&lt;&lt; Matter.CustomField.BackupTrusteeTt</w:t>
       </w:r>
       <w:r>
-        <w:rPr>
-          <w:highlight w:val="yellow"/>
-        </w:rPr>
+        <w:rPr/>
         <w:t>2</w:t>
       </w:r>
       <w:r>
-        <w:rPr>
-          <w:highlight w:val="yellow"/>
-        </w:rPr>
+        <w:rPr/>
         <w:t xml:space="preserve"> &gt;&gt;</w:t>
       </w:r>
       <w:r>
@@ -735,33 +687,23 @@
         <w:t xml:space="preserve">Further Backup Trustee - </w:t>
       </w:r>
       <w:r>
-        <w:rPr>
-          <w:highlight w:val="yellow"/>
-        </w:rPr>
+        <w:rPr/>
         <w:t>&lt;&lt; Matter.CustomField.</w:t>
       </w:r>
       <w:r>
-        <w:rPr>
-          <w:highlight w:val="yellow"/>
-        </w:rPr>
+        <w:rPr/>
         <w:t>Further</w:t>
       </w:r>
       <w:r>
-        <w:rPr>
-          <w:highlight w:val="yellow"/>
-        </w:rPr>
+        <w:rPr/>
         <w:t>BackupTrusteeTt</w:t>
       </w:r>
       <w:r>
-        <w:rPr>
-          <w:highlight w:val="yellow"/>
-        </w:rPr>
+        <w:rPr/>
         <w:t>2</w:t>
       </w:r>
       <w:r>
-        <w:rPr>
-          <w:highlight w:val="yellow"/>
-        </w:rPr>
+        <w:rPr/>
         <w:t xml:space="preserve"> &gt;&gt;</w:t>
       </w:r>
       <w:r>
@@ -782,21 +724,15 @@
         <w:t xml:space="preserve">Appointor - </w:t>
       </w:r>
       <w:r>
-        <w:rPr>
-          <w:highlight w:val="yellow"/>
-        </w:rPr>
+        <w:rPr/>
         <w:t>&lt;&lt; Matter.CustomField.InitialAppointorTt</w:t>
       </w:r>
       <w:r>
-        <w:rPr>
-          <w:highlight w:val="yellow"/>
-        </w:rPr>
+        <w:rPr/>
         <w:t>2</w:t>
       </w:r>
       <w:r>
-        <w:rPr>
-          <w:highlight w:val="yellow"/>
-        </w:rPr>
+        <w:rPr/>
         <w:t xml:space="preserve"> &gt;&gt;</w:t>
       </w:r>
       <w:r>
@@ -814,21 +750,15 @@
         <w:t xml:space="preserve">Backup Appointor - </w:t>
       </w:r>
       <w:r>
-        <w:rPr>
-          <w:highlight w:val="yellow"/>
-        </w:rPr>
+        <w:rPr/>
         <w:t>&lt;&lt; Matter.CustomField.BackupAppointorTt</w:t>
       </w:r>
       <w:r>
-        <w:rPr>
-          <w:highlight w:val="yellow"/>
-        </w:rPr>
+        <w:rPr/>
         <w:t>2</w:t>
       </w:r>
       <w:r>
-        <w:rPr>
-          <w:highlight w:val="yellow"/>
-        </w:rPr>
+        <w:rPr/>
         <w:t xml:space="preserve"> &gt;&gt;</w:t>
       </w:r>
       <w:r>
@@ -843,21 +773,15 @@
         <w:t xml:space="preserve">Further Backup Appointor - </w:t>
       </w:r>
       <w:r>
-        <w:rPr>
-          <w:highlight w:val="yellow"/>
-        </w:rPr>
+        <w:rPr/>
         <w:t>&lt;&lt; Matter.CustomField.FurtherBackupAppointorTt</w:t>
       </w:r>
       <w:r>
-        <w:rPr>
-          <w:highlight w:val="yellow"/>
-        </w:rPr>
+        <w:rPr/>
         <w:t>2</w:t>
       </w:r>
       <w:r>
-        <w:rPr>
-          <w:highlight w:val="yellow"/>
-        </w:rPr>
+        <w:rPr/>
         <w:t xml:space="preserve"> &gt;&gt;</w:t>
       </w:r>
       <w:r>
@@ -929,9 +853,7 @@
         <w:pStyle w:val="Heading3"/>
       </w:pPr>
       <w:r>
-        <w:rPr>
-          <w:highlight w:val="yellow"/>
-        </w:rPr>
+        <w:rPr/>
         <w:t>&lt;&lt; Matter.CustomField.InitialExecutor &gt;&gt;</w:t>
       </w:r>
       <w:r>
@@ -946,9 +868,7 @@
         <w:t xml:space="preserve">if </w:t>
       </w:r>
       <w:r>
-        <w:rPr>
-          <w:highlight w:val="yellow"/>
-        </w:rPr>
+        <w:rPr/>
         <w:t>&lt;&lt; Matter.CustomField.InitialExecutor &gt;&gt;</w:t>
       </w:r>
       <w:r>
@@ -958,9 +878,7 @@
         <w:t xml:space="preserve">is unable or unwilling to act for any reason, then I appoint </w:t>
       </w:r>
       <w:r>
-        <w:rPr>
-          <w:highlight w:val="yellow"/>
-        </w:rPr>
+        <w:rPr/>
         <w:t>&lt;&lt; Matter.CustomField.BackupExecutor &gt;&gt;</w:t>
       </w:r>
       <w:r>
@@ -979,18 +897,14 @@
         <w:t xml:space="preserve">if </w:t>
       </w:r>
       <w:r>
-        <w:rPr>
-          <w:highlight w:val="yellow"/>
-        </w:rPr>
+        <w:rPr/>
         <w:t>&lt;&lt; Matter.CustomField.BackupExecutor &gt;&gt;</w:t>
       </w:r>
       <w:r>
         <w:t xml:space="preserve"> is unable or unwilling to act for any reason, then I appoint </w:t>
       </w:r>
       <w:r>
-        <w:rPr>
-          <w:highlight w:val="yellow"/>
-        </w:rPr>
+        <w:rPr/>
         <w:t>&lt;&lt; Matter.CustomField.FurtherBackupExecutor &gt;&gt;</w:t>
       </w:r>
       <w:bookmarkStart w:id="13" w:name="_Toc389476408"/>
@@ -1136,9 +1050,7 @@
         <w:pStyle w:val="Heading1"/>
       </w:pPr>
       <w:r>
-        <w:rPr>
-          <w:highlight w:val="cyan"/>
-        </w:rPr>
+        <w:rPr/>
         <w:t>#if minors</w:t>
       </w:r>
       <w:r>
@@ -1161,9 +1073,7 @@
         <w:pStyle w:val="Heading3"/>
       </w:pPr>
       <w:r>
-        <w:rPr>
-          <w:highlight w:val="yellow"/>
-        </w:rPr>
+        <w:rPr/>
         <w:t>&lt;&lt; Matter.CustomField.InitialGuardian &gt;&gt;</w:t>
       </w:r>
       <w:r>
@@ -1181,18 +1091,14 @@
         <w:t xml:space="preserve">if </w:t>
       </w:r>
       <w:r>
-        <w:rPr>
-          <w:highlight w:val="yellow"/>
-        </w:rPr>
+        <w:rPr/>
         <w:t>&lt;&lt; Matter.CustomField.InitialGuardian &gt;&gt;</w:t>
       </w:r>
       <w:r>
         <w:t xml:space="preserve"> is unable or unwilling to act for any reason, then I appoint </w:t>
       </w:r>
       <w:r>
-        <w:rPr>
-          <w:highlight w:val="yellow"/>
-        </w:rPr>
+        <w:rPr/>
         <w:t>&lt;&lt; Matter.CustomField.BackupGuardian &gt;&gt;</w:t>
       </w:r>
       <w:r>
@@ -1264,21 +1170,15 @@
         </w:numPr>
       </w:pPr>
       <w:r>
-        <w:rPr>
-          <w:highlight w:val="cyan"/>
-        </w:rPr>
+        <w:rPr/>
         <w:t>[#if Testator wishes to</w:t>
       </w:r>
       <w:r>
-        <w:rPr>
-          <w:highlight w:val="cyan"/>
-        </w:rPr>
+        <w:rPr/>
         <w:t xml:space="preserve"> benefit children</w:t>
       </w:r>
       <w:r>
-        <w:rPr>
-          <w:highlight w:val="cyan"/>
-        </w:rPr>
+        <w:rPr/>
         <w:t>]</w:t>
       </w:r>
     </w:p>
@@ -1313,15 +1213,11 @@
         <w:pStyle w:val="AEPTextL0"/>
       </w:pPr>
       <w:r>
-        <w:rPr>
-          <w:highlight w:val="cyan"/>
-        </w:rPr>
+        <w:rPr/>
         <w:t>[#if T</w:t>
       </w:r>
       <w:r>
-        <w:rPr>
-          <w:highlight w:val="cyan"/>
-        </w:rPr>
+        <w:rPr/>
         <w:t>estator wishes to benefit someone other than children]</w:t>
       </w:r>
     </w:p>
@@ -1334,18 +1230,14 @@
         </w:numPr>
       </w:pPr>
       <w:r>
-        <w:rPr>
-          <w:highlight w:val="cyan"/>
-        </w:rPr>
+        <w:rPr/>
         <w:t xml:space="preserve">#If only one named recipient of Personal Items: </w:t>
       </w:r>
       <w:r>
         <w:t xml:space="preserve">I give my Personal Belongings to </w:t>
       </w:r>
       <w:r>
-        <w:rPr>
-          <w:highlight w:val="yellow"/>
-        </w:rPr>
+        <w:rPr/>
         <w:t>&lt;&lt; Matter.CustomField.Beneficiary1 &gt;&gt;</w:t>
       </w:r>
       <w:r>
@@ -1361,9 +1253,7 @@
         </w:numPr>
       </w:pPr>
       <w:r>
-        <w:rPr>
-          <w:highlight w:val="cyan"/>
-        </w:rPr>
+        <w:rPr/>
         <w:t>#If two named recipients of Personal Items:</w:t>
       </w:r>
       <w:r>
@@ -1373,7 +1263,6 @@
         <w:rPr>
           <w:rFonts w:eastAsiaTheme="minorEastAsia" w:cstheme="minorBidi"/>
           <w:color w:val="1E2635"/>
-          <w:highlight w:val="yellow"/>
         </w:rPr>
         <w:t>&lt;&lt; Matter.CustomField.Beneficiary1 &gt;&gt;</w:t>
       </w:r>
@@ -1381,9 +1270,7 @@
         <w:t xml:space="preserve"> and </w:t>
       </w:r>
       <w:r>
-        <w:rPr>
-          <w:highlight w:val="yellow"/>
-        </w:rPr>
+        <w:rPr/>
         <w:t>&lt;&lt; Matter.CustomField.Beneficiary2 &gt;&gt;</w:t>
       </w:r>
       <w:r>
@@ -1399,9 +1286,7 @@
         </w:numPr>
       </w:pPr>
       <w:r>
-        <w:rPr>
-          <w:highlight w:val="cyan"/>
-        </w:rPr>
+        <w:rPr/>
         <w:t>#If three named recipients of Personal Items:</w:t>
       </w:r>
       <w:r>
@@ -1411,7 +1296,6 @@
         <w:rPr>
           <w:rFonts w:eastAsiaTheme="minorEastAsia" w:cstheme="minorBidi"/>
           <w:color w:val="1E2635"/>
-          <w:highlight w:val="yellow"/>
         </w:rPr>
         <w:t>&lt;&lt; Matter.CustomField.Beneficiary1 &gt;&gt;</w:t>
       </w:r>
@@ -1419,18 +1303,14 @@
         <w:t xml:space="preserve">, </w:t>
       </w:r>
       <w:r>
-        <w:rPr>
-          <w:highlight w:val="yellow"/>
-        </w:rPr>
+        <w:rPr/>
         <w:t>&lt;&lt; Matter.CustomField.Beneficiary2 &gt;&gt;</w:t>
       </w:r>
       <w:r>
         <w:t xml:space="preserve"> and </w:t>
       </w:r>
       <w:r>
-        <w:rPr>
-          <w:highlight w:val="yellow"/>
-        </w:rPr>
+        <w:rPr/>
         <w:t>&lt;&lt; Matter.CustomField.Beneficiary3 &gt;&gt;</w:t>
       </w:r>
       <w:r>
@@ -1510,9 +1390,7 @@
         <w:t xml:space="preserve">as to a </w:t>
       </w:r>
       <w:r>
-        <w:rPr>
-          <w:highlight w:val="yellow"/>
-        </w:rPr>
+        <w:rPr/>
         <w:t>50</w:t>
       </w:r>
       <w:r>
@@ -1521,7 +1399,6 @@
       <w:r>
         <w:rPr>
           <w:bCs/>
-          <w:highlight w:val="yellow"/>
         </w:rPr>
         <w:t>&lt;&lt; Matter.Client.Name &gt;&gt;</w:t>
       </w:r>
@@ -1538,9 +1415,7 @@
         <w:t xml:space="preserve"> No. 1, provided that </w:t>
       </w:r>
       <w:r>
-        <w:rPr>
-          <w:highlight w:val="yellow"/>
-        </w:rPr>
+        <w:rPr/>
         <w:t>&lt;&lt; Matter.CustomField.NominatedBeneficiaryTt1 &gt;&gt;</w:t>
       </w:r>
       <w:r>
@@ -1555,9 +1430,7 @@
         <w:t xml:space="preserve">as to a </w:t>
       </w:r>
       <w:r>
-        <w:rPr>
-          <w:highlight w:val="yellow"/>
-        </w:rPr>
+        <w:rPr/>
         <w:t>50</w:t>
       </w:r>
       <w:r>
@@ -1566,7 +1439,6 @@
       <w:r>
         <w:rPr>
           <w:bCs/>
-          <w:highlight w:val="yellow"/>
         </w:rPr>
         <w:t>&lt;&lt; Matter.Client.Name &gt;&gt;</w:t>
       </w:r>
@@ -1583,21 +1455,15 @@
         <w:t xml:space="preserve"> No. 2, provided that </w:t>
       </w:r>
       <w:r>
-        <w:rPr>
-          <w:highlight w:val="yellow"/>
-        </w:rPr>
+        <w:rPr/>
         <w:t>&lt;&lt; Matter.CustomField.NominatedBeneficiaryTt</w:t>
       </w:r>
       <w:r>
-        <w:rPr>
-          <w:highlight w:val="yellow"/>
-        </w:rPr>
+        <w:rPr/>
         <w:t>2</w:t>
       </w:r>
       <w:r>
-        <w:rPr>
-          <w:highlight w:val="yellow"/>
-        </w:rPr>
+        <w:rPr/>
         <w:t xml:space="preserve"> &gt;&gt;</w:t>
       </w:r>
       <w:r>
@@ -1609,9 +1475,7 @@
         <w:pStyle w:val="Heading2"/>
       </w:pPr>
       <w:r>
-        <w:rPr>
-          <w:highlight w:val="yellow"/>
-        </w:rPr>
+        <w:rPr/>
         <w:t>#if 2 gifts above:</w:t>
       </w:r>
       <w:r>
@@ -1633,9 +1497,7 @@
         <w:pStyle w:val="Heading2"/>
       </w:pPr>
       <w:r>
-        <w:rPr>
-          <w:highlight w:val="yellow"/>
-        </w:rPr>
+        <w:rPr/>
         <w:t>#if 3 or more gifts above:</w:t>
       </w:r>
       <w:r>
@@ -1655,45 +1517,31 @@
         </w:numPr>
       </w:pPr>
       <w:r>
-        <w:rPr>
-          <w:highlight w:val="cyan"/>
-        </w:rPr>
+        <w:rPr/>
         <w:t xml:space="preserve">[#Option 1: if </w:t>
       </w:r>
       <w:r>
-        <w:rPr>
-          <w:highlight w:val="cyan"/>
-        </w:rPr>
+        <w:rPr/>
         <w:t>TT</w:t>
       </w:r>
       <w:r>
-        <w:rPr>
-          <w:highlight w:val="cyan"/>
-        </w:rPr>
+        <w:rPr/>
         <w:t>s</w:t>
       </w:r>
       <w:r>
-        <w:rPr>
-          <w:highlight w:val="cyan"/>
-        </w:rPr>
+        <w:rPr/>
         <w:t xml:space="preserve"> </w:t>
       </w:r>
       <w:r>
-        <w:rPr>
-          <w:highlight w:val="cyan"/>
-        </w:rPr>
+        <w:rPr/>
         <w:t>are</w:t>
       </w:r>
       <w:r>
-        <w:rPr>
-          <w:highlight w:val="cyan"/>
-        </w:rPr>
+        <w:rPr/>
         <w:t xml:space="preserve"> to benefit children</w:t>
       </w:r>
       <w:r>
-        <w:rPr>
-          <w:highlight w:val="cyan"/>
-        </w:rPr>
+        <w:rPr/>
         <w:t>]</w:t>
       </w:r>
     </w:p>
@@ -1734,9 +1582,7 @@
         <w:t xml:space="preserve">as to a </w:t>
       </w:r>
       <w:r>
-        <w:rPr>
-          <w:highlight w:val="cyan"/>
-        </w:rPr>
+        <w:rPr/>
         <w:t>[insert %]</w:t>
       </w:r>
       <w:r>
@@ -1746,9 +1592,7 @@
         <w:t xml:space="preserve"> </w:t>
       </w:r>
       <w:r>
-        <w:rPr>
-          <w:highlight w:val="yellow"/>
-        </w:rPr>
+        <w:rPr/>
         <w:t>&lt;&lt; Matter.CustomField.CalamityBeneficiary1 &gt;&gt;</w:t>
       </w:r>
       <w:r>
@@ -1758,9 +1602,7 @@
         <w:t xml:space="preserve">absolutely with the Giftover Provision </w:t>
       </w:r>
       <w:r>
-        <w:rPr>
-          <w:highlight w:val="cyan"/>
-        </w:rPr>
+        <w:rPr/>
         <w:t>[#applying/ not applying]</w:t>
       </w:r>
       <w:r>
@@ -1775,9 +1617,7 @@
         <w:t xml:space="preserve">as to a </w:t>
       </w:r>
       <w:r>
-        <w:rPr>
-          <w:highlight w:val="cyan"/>
-        </w:rPr>
+        <w:rPr/>
         <w:t>[insert %]</w:t>
       </w:r>
       <w:r>
@@ -1787,30 +1627,22 @@
         <w:t xml:space="preserve"> </w:t>
       </w:r>
       <w:r>
-        <w:rPr>
-          <w:highlight w:val="yellow"/>
-        </w:rPr>
+        <w:rPr/>
         <w:t>&lt;&lt; Matter.CustomField.CalamityBeneficiary</w:t>
       </w:r>
       <w:r>
-        <w:rPr>
-          <w:highlight w:val="yellow"/>
-        </w:rPr>
+        <w:rPr/>
         <w:t>2</w:t>
       </w:r>
       <w:r>
-        <w:rPr>
-          <w:highlight w:val="yellow"/>
-        </w:rPr>
+        <w:rPr/>
         <w:t xml:space="preserve"> &gt;&gt;</w:t>
       </w:r>
       <w:r>
         <w:t xml:space="preserve"> absolutely with the Giftover Provision </w:t>
       </w:r>
       <w:r>
-        <w:rPr>
-          <w:highlight w:val="cyan"/>
-        </w:rPr>
+        <w:rPr/>
         <w:t>[#applying/ not applying]</w:t>
       </w:r>
       <w:r>
@@ -1825,9 +1657,7 @@
         <w:t xml:space="preserve">as to a </w:t>
       </w:r>
       <w:r>
-        <w:rPr>
-          <w:highlight w:val="cyan"/>
-        </w:rPr>
+        <w:rPr/>
         <w:t>[insert %]</w:t>
       </w:r>
       <w:r>
@@ -1837,30 +1667,22 @@
         <w:t xml:space="preserve"> </w:t>
       </w:r>
       <w:r>
-        <w:rPr>
-          <w:highlight w:val="yellow"/>
-        </w:rPr>
+        <w:rPr/>
         <w:t>&lt;&lt; Matter.CustomField.CalamityBeneficiary</w:t>
       </w:r>
       <w:r>
-        <w:rPr>
-          <w:highlight w:val="yellow"/>
-        </w:rPr>
+        <w:rPr/>
         <w:t>3</w:t>
       </w:r>
       <w:r>
-        <w:rPr>
-          <w:highlight w:val="yellow"/>
-        </w:rPr>
+        <w:rPr/>
         <w:t xml:space="preserve"> &gt;&gt;</w:t>
       </w:r>
       <w:r>
         <w:t xml:space="preserve"> absolutely with the Giftover Provision </w:t>
       </w:r>
       <w:r>
-        <w:rPr>
-          <w:highlight w:val="cyan"/>
-        </w:rPr>
+        <w:rPr/>
         <w:t>[#applying/ not applying]</w:t>
       </w:r>
       <w:r>
@@ -1872,9 +1694,7 @@
         <w:pStyle w:val="Heading2"/>
       </w:pPr>
       <w:r>
-        <w:rPr>
-          <w:highlight w:val="yellow"/>
-        </w:rPr>
+        <w:rPr/>
         <w:t>#if 2 gifts above:</w:t>
       </w:r>
       <w:r>
@@ -1886,9 +1706,7 @@
         <w:pStyle w:val="Heading2"/>
       </w:pPr>
       <w:r>
-        <w:rPr>
-          <w:highlight w:val="yellow"/>
-        </w:rPr>
+        <w:rPr/>
         <w:t>#if 3 or more gifts above:</w:t>
       </w:r>
       <w:r>
@@ -1904,45 +1722,31 @@
         </w:numPr>
       </w:pPr>
       <w:r>
-        <w:rPr>
-          <w:highlight w:val="cyan"/>
-        </w:rPr>
+        <w:rPr/>
         <w:t xml:space="preserve">[#Option 2: if </w:t>
       </w:r>
       <w:r>
-        <w:rPr>
-          <w:highlight w:val="cyan"/>
-        </w:rPr>
+        <w:rPr/>
         <w:t>TT</w:t>
       </w:r>
       <w:r>
-        <w:rPr>
-          <w:highlight w:val="cyan"/>
-        </w:rPr>
+        <w:rPr/>
         <w:t>s</w:t>
       </w:r>
       <w:r>
-        <w:rPr>
-          <w:highlight w:val="cyan"/>
-        </w:rPr>
+        <w:rPr/>
         <w:t xml:space="preserve"> </w:t>
       </w:r>
       <w:r>
-        <w:rPr>
-          <w:highlight w:val="cyan"/>
-        </w:rPr>
+        <w:rPr/>
         <w:t>are</w:t>
       </w:r>
       <w:r>
-        <w:rPr>
-          <w:highlight w:val="cyan"/>
-        </w:rPr>
+        <w:rPr/>
         <w:t xml:space="preserve"> to benefit someone other than children</w:t>
       </w:r>
       <w:r>
-        <w:rPr>
-          <w:highlight w:val="cyan"/>
-        </w:rPr>
+        <w:rPr/>
         <w:t>]</w:t>
       </w:r>
     </w:p>
@@ -1983,9 +1787,7 @@
         <w:t xml:space="preserve">as to a </w:t>
       </w:r>
       <w:r>
-        <w:rPr>
-          <w:highlight w:val="cyan"/>
-        </w:rPr>
+        <w:rPr/>
         <w:t>[insert %]</w:t>
       </w:r>
       <w:r>
@@ -1995,18 +1797,14 @@
         <w:t xml:space="preserve"> </w:t>
       </w:r>
       <w:r>
-        <w:rPr>
-          <w:highlight w:val="yellow"/>
-        </w:rPr>
+        <w:rPr/>
         <w:t>&lt;&lt; Matter.CustomField.CalamityBeneficiary1 &gt;&gt;</w:t>
       </w:r>
       <w:r>
         <w:t xml:space="preserve"> absolutely with the Giftover Provision </w:t>
       </w:r>
       <w:r>
-        <w:rPr>
-          <w:highlight w:val="cyan"/>
-        </w:rPr>
+        <w:rPr/>
         <w:t>[#applying/ not applying]</w:t>
       </w:r>
       <w:r>
@@ -2021,9 +1819,7 @@
         <w:t xml:space="preserve">as to a </w:t>
       </w:r>
       <w:r>
-        <w:rPr>
-          <w:highlight w:val="cyan"/>
-        </w:rPr>
+        <w:rPr/>
         <w:t>[insert %]</w:t>
       </w:r>
       <w:r>
@@ -2033,30 +1829,22 @@
         <w:t xml:space="preserve"> </w:t>
       </w:r>
       <w:r>
-        <w:rPr>
-          <w:highlight w:val="yellow"/>
-        </w:rPr>
+        <w:rPr/>
         <w:t>&lt;&lt; Matter.CustomField.CalamityBeneficiary</w:t>
       </w:r>
       <w:r>
-        <w:rPr>
-          <w:highlight w:val="yellow"/>
-        </w:rPr>
+        <w:rPr/>
         <w:t>2</w:t>
       </w:r>
       <w:r>
-        <w:rPr>
-          <w:highlight w:val="yellow"/>
-        </w:rPr>
+        <w:rPr/>
         <w:t xml:space="preserve"> &gt;&gt;</w:t>
       </w:r>
       <w:r>
         <w:t xml:space="preserve"> absolutely with the Giftover Provision </w:t>
       </w:r>
       <w:r>
-        <w:rPr>
-          <w:highlight w:val="cyan"/>
-        </w:rPr>
+        <w:rPr/>
         <w:t>[#applying/ not applying]</w:t>
       </w:r>
       <w:r>
@@ -2071,9 +1859,7 @@
         <w:t xml:space="preserve">as to a </w:t>
       </w:r>
       <w:r>
-        <w:rPr>
-          <w:highlight w:val="cyan"/>
-        </w:rPr>
+        <w:rPr/>
         <w:t>[insert %]</w:t>
       </w:r>
       <w:r>
@@ -2083,30 +1869,22 @@
         <w:t xml:space="preserve"> </w:t>
       </w:r>
       <w:r>
-        <w:rPr>
-          <w:highlight w:val="yellow"/>
-        </w:rPr>
+        <w:rPr/>
         <w:t>&lt;&lt; Matter.CustomField.CalamityBeneficiary</w:t>
       </w:r>
       <w:r>
-        <w:rPr>
-          <w:highlight w:val="yellow"/>
-        </w:rPr>
+        <w:rPr/>
         <w:t>3</w:t>
       </w:r>
       <w:r>
-        <w:rPr>
-          <w:highlight w:val="yellow"/>
-        </w:rPr>
+        <w:rPr/>
         <w:t xml:space="preserve"> &gt;&gt;</w:t>
       </w:r>
       <w:r>
         <w:t xml:space="preserve"> absolutely with the Giftover Provision </w:t>
       </w:r>
       <w:r>
-        <w:rPr>
-          <w:highlight w:val="cyan"/>
-        </w:rPr>
+        <w:rPr/>
         <w:t>[#applying/ not applying]</w:t>
       </w:r>
       <w:r>
@@ -2118,9 +1896,7 @@
         <w:pStyle w:val="Heading2"/>
       </w:pPr>
       <w:r>
-        <w:rPr>
-          <w:highlight w:val="yellow"/>
-        </w:rPr>
+        <w:rPr/>
         <w:t>#if 2 gifts above:</w:t>
       </w:r>
       <w:r>
@@ -2132,9 +1908,7 @@
         <w:pStyle w:val="Heading2"/>
       </w:pPr>
       <w:r>
-        <w:rPr>
-          <w:highlight w:val="yellow"/>
-        </w:rPr>
+        <w:rPr/>
         <w:lastRenderedPageBreak/>
         <w:t>#if 3 or more gifts above:</w:t>
       </w:r>
@@ -2142,9 +1916,7 @@
         <w:t xml:space="preserve"> If any of the gifts in the preceding clause fail for any reason, then that gift or those gifts will revert to and form part of the share of my Residual Estate in respect of which the remaining gift or gifts have taken effect in the same proportions as those gifts which have not failed bear to one another. </w:t>
       </w:r>
       <w:r>
-        <w:rPr>
-          <w:highlight w:val="cyan"/>
-        </w:rPr>
+        <w:rPr/>
         <w:t>[#end]</w:t>
       </w:r>
     </w:p>
@@ -2408,7 +2180,6 @@
       <w:r>
         <w:rPr>
           <w:bCs/>
-          <w:highlight w:val="yellow"/>
         </w:rPr>
         <w:t>&lt;&lt; Matter.Client.Name &gt;&gt;</w:t>
       </w:r>
@@ -2422,7 +2193,6 @@
       <w:r>
         <w:rPr>
           <w:bCs/>
-          <w:highlight w:val="yellow"/>
         </w:rPr>
         <w:t>&lt;&lt; Matter.Client.Name &gt;&gt;</w:t>
       </w:r>
@@ -2485,7 +2255,6 @@
       <w:r>
         <w:rPr>
           <w:bCs/>
-          <w:highlight w:val="yellow"/>
         </w:rPr>
         <w:t>&lt;&lt; Matter.Client.Name &gt;&gt;</w:t>
       </w:r>
@@ -2795,7 +2564,6 @@
       <w:r>
         <w:rPr>
           <w:bCs/>
-          <w:highlight w:val="yellow"/>
         </w:rPr>
         <w:t>&lt;&lt; Matter.Client.Name &gt;&gt;</w:t>
       </w:r>
@@ -2869,15 +2637,11 @@
       </w:pPr>
       <w:bookmarkStart w:id="33" w:name="_Ref122698903"/>
       <w:r>
-        <w:rPr>
-          <w:highlight w:val="cyan"/>
-        </w:rPr>
+        <w:rPr/>
         <w:t>[#If you want the FPE TT to be mandatory</w:t>
       </w:r>
       <w:r>
-        <w:rPr>
-          <w:highlight w:val="cyan"/>
-        </w:rPr>
+        <w:rPr/>
         <w:t>]</w:t>
       </w:r>
       <w:r>
@@ -2919,7 +2683,6 @@
       <w:r>
         <w:rPr>
           <w:bCs/>
-          <w:highlight w:val="yellow"/>
         </w:rPr>
         <w:t>&lt;&lt; Matter.Client.Name &gt;&gt;</w:t>
       </w:r>
@@ -2935,7 +2698,6 @@
       <w:r>
         <w:rPr>
           <w:bCs/>
-          <w:highlight w:val="yellow"/>
         </w:rPr>
         <w:t>&lt;&lt; Matter.Client.Name &gt;&gt;</w:t>
       </w:r>
@@ -2950,15 +2712,11 @@
       </w:r>
       <w:bookmarkEnd w:id="33"/>
       <w:r>
-        <w:rPr>
-          <w:highlight w:val="cyan"/>
-        </w:rPr>
+        <w:rPr/>
         <w:t xml:space="preserve"> </w:t>
       </w:r>
       <w:r>
-        <w:rPr>
-          <w:highlight w:val="cyan"/>
-        </w:rPr>
+        <w:rPr/>
         <w:t>[#end]</w:t>
       </w:r>
     </w:p>
@@ -2972,21 +2730,15 @@
       </w:pPr>
       <w:bookmarkStart w:id="34" w:name="_Ref194999244"/>
       <w:r>
-        <w:rPr>
-          <w:highlight w:val="cyan"/>
-        </w:rPr>
+        <w:rPr/>
         <w:t xml:space="preserve">[#if </w:t>
       </w:r>
       <w:r>
-        <w:rPr>
-          <w:highlight w:val="cyan"/>
-        </w:rPr>
+        <w:rPr/>
         <w:t>you want the FPE TT to be optional</w:t>
       </w:r>
       <w:r>
-        <w:rPr>
-          <w:highlight w:val="cyan"/>
-        </w:rPr>
+        <w:rPr/>
         <w:t>]</w:t>
       </w:r>
       <w:r>
@@ -3034,7 +2786,6 @@
       <w:r>
         <w:rPr>
           <w:bCs/>
-          <w:highlight w:val="yellow"/>
         </w:rPr>
         <w:t>&lt;&lt; Matter.Client.Name &gt;&gt;</w:t>
       </w:r>
@@ -3053,7 +2804,6 @@
       <w:r>
         <w:rPr>
           <w:bCs/>
-          <w:highlight w:val="yellow"/>
         </w:rPr>
         <w:t>&lt;&lt; Matter.Client.Name &gt;&gt;</w:t>
       </w:r>
@@ -3109,15 +2859,11 @@
         <w:t>).</w:t>
       </w:r>
       <w:r>
-        <w:rPr>
-          <w:highlight w:val="cyan"/>
-        </w:rPr>
+        <w:rPr/>
         <w:t xml:space="preserve"> </w:t>
       </w:r>
       <w:r>
-        <w:rPr>
-          <w:highlight w:val="cyan"/>
-        </w:rPr>
+        <w:rPr/>
         <w:t>[#end]</w:t>
       </w:r>
       <w:bookmarkEnd w:id="34"/>
@@ -3132,7 +2878,6 @@
       <w:r>
         <w:rPr>
           <w:bCs/>
-          <w:highlight w:val="yellow"/>
         </w:rPr>
         <w:t>&lt;&lt; Matter.Client.Name &gt;&gt;</w:t>
       </w:r>
@@ -3364,7 +3109,6 @@
       <w:r>
         <w:rPr>
           <w:bCs/>
-          <w:highlight w:val="yellow"/>
         </w:rPr>
         <w:t>&lt;&lt; Matter.Client.Name &gt;&gt;</w:t>
       </w:r>
@@ -9404,9 +9148,7 @@
       </w:r>
       <w:bookmarkStart w:id="117" w:name="_Hlk197262548"/>
       <w:r>
-        <w:rPr>
-          <w:highlight w:val="yellow"/>
-        </w:rPr>
+        <w:rPr/>
         <w:t>&lt;&lt; Matter.CustomField.Jurisdiction &gt;&gt;</w:t>
       </w:r>
       <w:bookmarkEnd w:id="117"/>
@@ -9550,9 +9292,7 @@
         </w:numPr>
       </w:pPr>
       <w:r>
-        <w:rPr>
-          <w:highlight w:val="yellow"/>
-        </w:rPr>
+        <w:rPr/>
         <w:t>&lt;&lt; Matter.Client.Name &gt;&gt;</w:t>
       </w:r>
       <w:r>
@@ -9564,9 +9304,7 @@
         <w:pStyle w:val="Heading4"/>
       </w:pPr>
       <w:r>
-        <w:rPr>
-          <w:highlight w:val="yellow"/>
-        </w:rPr>
+        <w:rPr/>
         <w:t>&lt;&lt; Matter.CustomField.InitialAppointorTt1 &gt;&gt;</w:t>
       </w:r>
       <w:r>
@@ -9581,9 +9319,7 @@
         <w:t xml:space="preserve">if </w:t>
       </w:r>
       <w:r>
-        <w:rPr>
-          <w:highlight w:val="yellow"/>
-        </w:rPr>
+        <w:rPr/>
         <w:t>&lt;&lt; Matter.CustomField.InitialAppointorTt1 &gt;&gt;</w:t>
       </w:r>
       <w:r>
@@ -9599,9 +9335,7 @@
         <w:t xml:space="preserve">, then </w:t>
       </w:r>
       <w:r>
-        <w:rPr>
-          <w:highlight w:val="yellow"/>
-        </w:rPr>
+        <w:rPr/>
         <w:t>&lt;&lt; Matter.CustomField.BackupAppointorTt1 &gt;&gt;</w:t>
       </w:r>
       <w:r>
@@ -9616,9 +9350,7 @@
         <w:t xml:space="preserve">if </w:t>
       </w:r>
       <w:r>
-        <w:rPr>
-          <w:highlight w:val="yellow"/>
-        </w:rPr>
+        <w:rPr/>
         <w:t>&lt;&lt; Matter.CustomField.BackupAppointorTt1 &gt;&gt;</w:t>
       </w:r>
       <w:r>
@@ -9634,9 +9366,7 @@
         <w:t xml:space="preserve">then </w:t>
       </w:r>
       <w:r>
-        <w:rPr>
-          <w:highlight w:val="yellow"/>
-        </w:rPr>
+        <w:rPr/>
         <w:t>&lt;&lt; Matter.CustomField.FurtherBackupAppointorTt1 &gt;&gt;</w:t>
       </w:r>
       <w:r>
@@ -9659,9 +9389,7 @@
         <w:pStyle w:val="Heading3"/>
       </w:pPr>
       <w:r>
-        <w:rPr>
-          <w:highlight w:val="yellow"/>
-        </w:rPr>
+        <w:rPr/>
         <w:t>&lt;&lt; Matter.Client.Name &gt;&gt;</w:t>
       </w:r>
       <w:r>
@@ -9673,21 +9401,15 @@
         <w:pStyle w:val="Heading4"/>
       </w:pPr>
       <w:r>
-        <w:rPr>
-          <w:highlight w:val="yellow"/>
-        </w:rPr>
+        <w:rPr/>
         <w:t>&lt;&lt; Matter.CustomField.InitialAppointorTt</w:t>
       </w:r>
       <w:r>
-        <w:rPr>
-          <w:highlight w:val="yellow"/>
-        </w:rPr>
+        <w:rPr/>
         <w:t>2</w:t>
       </w:r>
       <w:r>
-        <w:rPr>
-          <w:highlight w:val="yellow"/>
-        </w:rPr>
+        <w:rPr/>
         <w:t xml:space="preserve"> &gt;&gt;</w:t>
       </w:r>
       <w:r>
@@ -9702,21 +9424,15 @@
         <w:t xml:space="preserve">if </w:t>
       </w:r>
       <w:r>
-        <w:rPr>
-          <w:highlight w:val="yellow"/>
-        </w:rPr>
+        <w:rPr/>
         <w:t>&lt;&lt; Matter.CustomField.InitialAppointorTt</w:t>
       </w:r>
       <w:r>
-        <w:rPr>
-          <w:highlight w:val="yellow"/>
-        </w:rPr>
+        <w:rPr/>
         <w:t>2</w:t>
       </w:r>
       <w:r>
-        <w:rPr>
-          <w:highlight w:val="yellow"/>
-        </w:rPr>
+        <w:rPr/>
         <w:t xml:space="preserve"> &gt;&gt;</w:t>
       </w:r>
       <w:r>
@@ -9730,21 +9446,15 @@
       </w:r>
       <w:bookmarkStart w:id="122" w:name="_Hlk197267847"/>
       <w:r>
-        <w:rPr>
-          <w:highlight w:val="yellow"/>
-        </w:rPr>
+        <w:rPr/>
         <w:t>&lt;&lt; Matter.CustomField.BackupAppointorTt</w:t>
       </w:r>
       <w:r>
-        <w:rPr>
-          <w:highlight w:val="yellow"/>
-        </w:rPr>
+        <w:rPr/>
         <w:t>2</w:t>
       </w:r>
       <w:r>
-        <w:rPr>
-          <w:highlight w:val="yellow"/>
-        </w:rPr>
+        <w:rPr/>
         <w:t xml:space="preserve"> &gt;&gt;</w:t>
       </w:r>
       <w:bookmarkEnd w:id="122"/>
@@ -9760,21 +9470,15 @@
         <w:t xml:space="preserve">if </w:t>
       </w:r>
       <w:r>
-        <w:rPr>
-          <w:highlight w:val="yellow"/>
-        </w:rPr>
+        <w:rPr/>
         <w:t>&lt;&lt; Matter.CustomField.BackupAppointorTt</w:t>
       </w:r>
       <w:r>
-        <w:rPr>
-          <w:highlight w:val="yellow"/>
-        </w:rPr>
+        <w:rPr/>
         <w:t>2</w:t>
       </w:r>
       <w:r>
-        <w:rPr>
-          <w:highlight w:val="yellow"/>
-        </w:rPr>
+        <w:rPr/>
         <w:t xml:space="preserve"> &gt;&gt;</w:t>
       </w:r>
       <w:r>
@@ -9791,21 +9495,15 @@
       </w:r>
       <w:bookmarkStart w:id="123" w:name="_Hlk197267871"/>
       <w:r>
-        <w:rPr>
-          <w:highlight w:val="yellow"/>
-        </w:rPr>
+        <w:rPr/>
         <w:t>&lt;&lt; Matter.CustomField.FurtherBackupAppointorTt</w:t>
       </w:r>
       <w:r>
-        <w:rPr>
-          <w:highlight w:val="yellow"/>
-        </w:rPr>
+        <w:rPr/>
         <w:t>2</w:t>
       </w:r>
       <w:r>
-        <w:rPr>
-          <w:highlight w:val="yellow"/>
-        </w:rPr>
+        <w:rPr/>
         <w:t xml:space="preserve"> &gt;&gt;</w:t>
       </w:r>
       <w:bookmarkEnd w:id="123"/>
@@ -11746,9 +11444,7 @@
         </w:numPr>
       </w:pPr>
       <w:r>
-        <w:rPr>
-          <w:highlight w:val="yellow"/>
-        </w:rPr>
+        <w:rPr/>
         <w:t>&lt;&lt; Matter.Client.Name &gt;&gt;</w:t>
       </w:r>
       <w:r>
@@ -11761,9 +11457,7 @@
         <w:t xml:space="preserve">Testamentary Trust No. 1 - </w:t>
       </w:r>
       <w:r>
-        <w:rPr>
-          <w:highlight w:val="yellow"/>
-        </w:rPr>
+        <w:rPr/>
         <w:t>&lt;&lt; Matter.CustomField.NominatedBeneficiaryTt1 &gt;&gt;</w:t>
       </w:r>
       <w:r>
@@ -11775,9 +11469,7 @@
         <w:pStyle w:val="Heading3"/>
       </w:pPr>
       <w:r>
-        <w:rPr>
-          <w:highlight w:val="yellow"/>
-        </w:rPr>
+        <w:rPr/>
         <w:t>&lt;&lt; Matter.Client.Name &gt;&gt;</w:t>
       </w:r>
       <w:r>
@@ -11790,21 +11482,15 @@
         <w:t xml:space="preserve">Testamentary Trust No. 2 - </w:t>
       </w:r>
       <w:r>
-        <w:rPr>
-          <w:highlight w:val="yellow"/>
-        </w:rPr>
+        <w:rPr/>
         <w:t>&lt;&lt; Matter.CustomField.NominatedBeneficiaryTt</w:t>
       </w:r>
       <w:r>
-        <w:rPr>
-          <w:highlight w:val="yellow"/>
-        </w:rPr>
+        <w:rPr/>
         <w:t>2</w:t>
       </w:r>
       <w:r>
-        <w:rPr>
-          <w:highlight w:val="yellow"/>
-        </w:rPr>
+        <w:rPr/>
         <w:t xml:space="preserve"> &gt;&gt;</w:t>
       </w:r>
       <w:r>
@@ -12025,9 +11711,7 @@
       </w:r>
       <w:bookmarkStart w:id="130" w:name="_Hlk197268016"/>
       <w:r>
-        <w:rPr>
-          <w:highlight w:val="yellow"/>
-        </w:rPr>
+        <w:rPr/>
         <w:t>&lt;&lt; Matter.Client.Name &gt;&gt;</w:t>
       </w:r>
       <w:r>
@@ -12095,9 +11779,7 @@
         <w:t xml:space="preserve">in relation to the </w:t>
       </w:r>
       <w:r>
-        <w:rPr>
-          <w:highlight w:val="yellow"/>
-        </w:rPr>
+        <w:rPr/>
         <w:t>&lt;&lt; Matter.Client.Name &gt;&gt;</w:t>
       </w:r>
       <w:r>
@@ -12162,7 +11844,6 @@
       <w:r>
         <w:rPr>
           <w:bCs/>
-          <w:highlight w:val="yellow"/>
         </w:rPr>
         <w:t>&lt;&lt; Matter.Client.Name &gt;&gt;</w:t>
       </w:r>
@@ -12700,9 +12381,7 @@
         <w:t xml:space="preserve"> means </w:t>
       </w:r>
       <w:r>
-        <w:rPr>
-          <w:highlight w:val="yellow"/>
-        </w:rPr>
+        <w:rPr/>
         <w:t>&lt;&lt; Matter.Client.Name &gt;&gt;</w:t>
       </w:r>
       <w:r>
@@ -12741,9 +12420,7 @@
         </w:numPr>
       </w:pPr>
       <w:r>
-        <w:rPr>
-          <w:highlight w:val="yellow"/>
-        </w:rPr>
+        <w:rPr/>
         <w:t>&lt;&lt; Matter.Client.Name &gt;&gt;</w:t>
       </w:r>
       <w:r>
@@ -12761,9 +12438,7 @@
         <w:pStyle w:val="Heading3"/>
       </w:pPr>
       <w:r>
-        <w:rPr>
-          <w:highlight w:val="yellow"/>
-        </w:rPr>
+        <w:rPr/>
         <w:t>&lt;&lt; Matter.Client.Name &gt;&gt;</w:t>
       </w:r>
       <w:r>
@@ -12781,9 +12456,7 @@
         <w:pStyle w:val="Heading3"/>
       </w:pPr>
       <w:r>
-        <w:rPr>
-          <w:highlight w:val="yellow"/>
-        </w:rPr>
+        <w:rPr/>
         <w:lastRenderedPageBreak/>
         <w:t>&lt;&lt; Matter.Client.Name &gt;&gt;</w:t>
       </w:r>
@@ -12802,9 +12475,7 @@
         <w:pStyle w:val="Heading3"/>
       </w:pPr>
       <w:r>
-        <w:rPr>
-          <w:highlight w:val="yellow"/>
-        </w:rPr>
+        <w:rPr/>
         <w:t>&lt;&lt; Matter.Client.Name &gt;&gt;</w:t>
       </w:r>
       <w:r>
@@ -12950,9 +12621,7 @@
         </w:numPr>
       </w:pPr>
       <w:r>
-        <w:rPr>
-          <w:highlight w:val="yellow"/>
-        </w:rPr>
+        <w:rPr/>
         <w:t>&lt;&lt; Matter.Client.Name &gt;&gt;</w:t>
       </w:r>
       <w:r>
@@ -12970,15 +12639,11 @@
         <w:pStyle w:val="Heading4"/>
       </w:pPr>
       <w:r>
-        <w:rPr>
-          <w:highlight w:val="yellow"/>
-        </w:rPr>
+        <w:rPr/>
         <w:t>&lt;&lt; Matter.CustomField.InitialTrusteeTt1 &gt;</w:t>
       </w:r>
       <w:r>
-        <w:rPr>
-          <w:highlight w:val="yellow"/>
-        </w:rPr>
+        <w:rPr/>
         <w:t>&gt;</w:t>
       </w:r>
       <w:r>
@@ -12993,15 +12658,11 @@
         <w:t xml:space="preserve">if </w:t>
       </w:r>
       <w:r>
-        <w:rPr>
-          <w:highlight w:val="yellow"/>
-        </w:rPr>
+        <w:rPr/>
         <w:t>&lt;&lt; Matter.CustomField.InitialTrusteeTt1 &gt;</w:t>
       </w:r>
       <w:r>
-        <w:rPr>
-          <w:highlight w:val="yellow"/>
-        </w:rPr>
+        <w:rPr/>
         <w:t>&gt;</w:t>
       </w:r>
       <w:r>
@@ -13015,9 +12676,7 @@
       </w:r>
       <w:bookmarkStart w:id="132" w:name="_Hlk197259644"/>
       <w:r>
-        <w:rPr>
-          <w:highlight w:val="yellow"/>
-        </w:rPr>
+        <w:rPr/>
         <w:t>&lt;&lt; Matter.CustomField.BackupTrusteeTt1 &gt;&gt;</w:t>
       </w:r>
       <w:bookmarkEnd w:id="132"/>
@@ -13033,9 +12692,7 @@
         <w:t xml:space="preserve">if </w:t>
       </w:r>
       <w:r>
-        <w:rPr>
-          <w:highlight w:val="yellow"/>
-        </w:rPr>
+        <w:rPr/>
         <w:t>&lt;&lt; Matter.CustomField.BackupTrusteeTt1 &gt;&gt;</w:t>
       </w:r>
       <w:r>
@@ -13052,9 +12709,7 @@
       </w:r>
       <w:bookmarkStart w:id="133" w:name="_Hlk197259669"/>
       <w:r>
-        <w:rPr>
-          <w:highlight w:val="yellow"/>
-        </w:rPr>
+        <w:rPr/>
         <w:t>&lt;&lt; Matter.CustomField.FurtherBackupTrusteeTt1 &gt;&gt;</w:t>
       </w:r>
       <w:bookmarkEnd w:id="133"/>
@@ -13078,9 +12733,7 @@
         <w:pStyle w:val="Heading3"/>
       </w:pPr>
       <w:r>
-        <w:rPr>
-          <w:highlight w:val="yellow"/>
-        </w:rPr>
+        <w:rPr/>
         <w:t>&lt;&lt; Matter.Client.Name &gt;&gt;</w:t>
       </w:r>
       <w:r>
@@ -13098,27 +12751,19 @@
         <w:pStyle w:val="Heading4"/>
       </w:pPr>
       <w:r>
-        <w:rPr>
-          <w:highlight w:val="yellow"/>
-        </w:rPr>
+        <w:rPr/>
         <w:t>&lt;&lt; Matter.CustomField.InitialTrusteeTt</w:t>
       </w:r>
       <w:r>
-        <w:rPr>
-          <w:highlight w:val="yellow"/>
-        </w:rPr>
+        <w:rPr/>
         <w:t>2</w:t>
       </w:r>
       <w:r>
-        <w:rPr>
-          <w:highlight w:val="yellow"/>
-        </w:rPr>
+        <w:rPr/>
         <w:t xml:space="preserve"> &gt;</w:t>
       </w:r>
       <w:r>
-        <w:rPr>
-          <w:highlight w:val="yellow"/>
-        </w:rPr>
+        <w:rPr/>
         <w:t>&gt;</w:t>
       </w:r>
       <w:r>
@@ -13133,27 +12778,19 @@
         <w:t xml:space="preserve">if </w:t>
       </w:r>
       <w:r>
-        <w:rPr>
-          <w:highlight w:val="yellow"/>
-        </w:rPr>
+        <w:rPr/>
         <w:t>&lt;&lt; Matter.CustomField.InitialTrusteeTt</w:t>
       </w:r>
       <w:r>
-        <w:rPr>
-          <w:highlight w:val="yellow"/>
-        </w:rPr>
+        <w:rPr/>
         <w:t>2</w:t>
       </w:r>
       <w:r>
-        <w:rPr>
-          <w:highlight w:val="yellow"/>
-        </w:rPr>
+        <w:rPr/>
         <w:t xml:space="preserve"> &gt;</w:t>
       </w:r>
       <w:r>
-        <w:rPr>
-          <w:highlight w:val="yellow"/>
-        </w:rPr>
+        <w:rPr/>
         <w:t>&gt;</w:t>
       </w:r>
       <w:r>
@@ -13166,21 +12803,15 @@
         <w:t xml:space="preserve">, then </w:t>
       </w:r>
       <w:r>
-        <w:rPr>
-          <w:highlight w:val="yellow"/>
-        </w:rPr>
+        <w:rPr/>
         <w:t>&lt;&lt; Matter.CustomField.BackupTrusteeTt</w:t>
       </w:r>
       <w:r>
-        <w:rPr>
-          <w:highlight w:val="yellow"/>
-        </w:rPr>
+        <w:rPr/>
         <w:t>2</w:t>
       </w:r>
       <w:r>
-        <w:rPr>
-          <w:highlight w:val="yellow"/>
-        </w:rPr>
+        <w:rPr/>
         <w:t xml:space="preserve"> &gt;&gt;</w:t>
       </w:r>
       <w:r>
@@ -13195,21 +12826,15 @@
         <w:t xml:space="preserve">if </w:t>
       </w:r>
       <w:r>
-        <w:rPr>
-          <w:highlight w:val="yellow"/>
-        </w:rPr>
+        <w:rPr/>
         <w:t>&lt;&lt; Matter.CustomField.BackupTrusteeTt</w:t>
       </w:r>
       <w:r>
-        <w:rPr>
-          <w:highlight w:val="yellow"/>
-        </w:rPr>
+        <w:rPr/>
         <w:t>2</w:t>
       </w:r>
       <w:r>
-        <w:rPr>
-          <w:highlight w:val="yellow"/>
-        </w:rPr>
+        <w:rPr/>
         <w:t xml:space="preserve"> &gt;&gt;</w:t>
       </w:r>
       <w:r>
@@ -13225,21 +12850,15 @@
         <w:t xml:space="preserve">then </w:t>
       </w:r>
       <w:r>
-        <w:rPr>
-          <w:highlight w:val="yellow"/>
-        </w:rPr>
+        <w:rPr/>
         <w:t>&lt;&lt; Matter.CustomField.FurtherBackupTrusteeTt</w:t>
       </w:r>
       <w:r>
-        <w:rPr>
-          <w:highlight w:val="yellow"/>
-        </w:rPr>
+        <w:rPr/>
         <w:t>2</w:t>
       </w:r>
       <w:r>
-        <w:rPr>
-          <w:highlight w:val="yellow"/>
-        </w:rPr>
+        <w:rPr/>
         <w:t xml:space="preserve"> &gt;&gt;</w:t>
       </w:r>
       <w:r>
@@ -13462,9 +13081,7 @@
         <w:t xml:space="preserve">Executed by </w:t>
       </w:r>
       <w:r>
-        <w:rPr>
-          <w:highlight w:val="yellow"/>
-        </w:rPr>
+        <w:rPr/>
         <w:t>&lt;&lt; Matter.Client.Name &gt;&gt;</w:t>
       </w:r>
       <w:r>
@@ -13512,9 +13129,7 @@
               <w:t xml:space="preserve"> </w:t>
             </w:r>
             <w:r>
-              <w:rPr>
-                <w:highlight w:val="yellow"/>
-              </w:rPr>
+              <w:rPr/>
               <w:t>&lt;&lt; Matter.Client.Name &gt;&gt;</w:t>
             </w:r>
             <w:r>

--- a/api/templates/Multi TT Will (with Foreign Persons Excluded Trust) - Individual (Clio).docx
+++ b/api/templates/Multi TT Will (with Foreign Persons Excluded Trust) - Individual (Clio).docx
@@ -213,12 +213,12 @@
         <w:spacing w:after="0"/>
         <w:jc w:val="center"/>
         <w:sectPr>
-          <w:headerReference w:type="even" r:id="rId12"/>
-          <w:headerReference w:type="default" r:id="rId13"/>
-          <w:footerReference w:type="even" r:id="rId14"/>
-          <w:footerReference w:type="default" r:id="rId15"/>
-          <w:headerReference w:type="first" r:id="rId16"/>
-          <w:footerReference w:type="first" r:id="rId17"/>
+          <w:headerReference w:type="default" r:id="rIdWillHdrCover"/>
+          <w:headerReference w:type="even" r:id="rIdWillHdrCover"/>
+          <w:headerReference w:type="first" r:id="rIdWillHdrCover"/>
+          <w:footerReference w:type="default" r:id="rIdWillFtrCover"/>
+          <w:footerReference w:type="even" r:id="rIdWillFtrCover"/>
+          <w:footerReference w:type="first" r:id="rIdWillFtrCover"/>
           <w:pgSz w:w="11906" w:h="16838"/>
           <w:pgMar w:top="1134" w:right="1134" w:bottom="1134" w:left="1134" w:header="709" w:footer="529" w:gutter="0"/>
           <w:pgNumType w:start="2"/>
@@ -5075,7 +5075,7 @@
         <w:rPr>
           <w:rFonts w:cstheme="minorHAnsi"/>
         </w:rPr>
-        <w:t>as if the Testator had died at the Default Time.</w:t>
+        <w:t>as if the &lt;&lt; Will.TestatorLabel &gt;&gt; had died at the Default Time.</w:t>
       </w:r>
       <w:r>
         <w:t xml:space="preserve">  </w:t>
@@ -5177,7 +5177,7 @@
         <w:t xml:space="preserve"> of this Will </w:t>
       </w:r>
       <w:r>
-        <w:t xml:space="preserve">is conditional upon specified individuals surviving the Testator, the requirement for the individuals to survive the Testator shall not apply </w:t>
+        <w:t xml:space="preserve">is conditional upon specified individuals surviving the &lt;&lt; Will.TestatorLabel &gt;&gt;, the requirement for the individuals to survive the &lt;&lt; Will.TestatorLabel &gt;&gt; shall not apply </w:t>
       </w:r>
       <w:r>
         <w:t xml:space="preserve">and the gift of the Residual Estate to the testamentary trust shall be valid </w:t>
@@ -5252,7 +5252,7 @@
         <w:pStyle w:val="Heading4"/>
       </w:pPr>
       <w:r>
-        <w:t>if, at the time of the actual distribution of the Testator’s Residual Estate</w:t>
+        <w:t>if, at the time of the actual distribution of the &lt;&lt; Will.TestatorLabel &gt;&gt;’s Residual Estate</w:t>
       </w:r>
       <w:r>
         <w:t xml:space="preserve"> </w:t>
@@ -5312,7 +5312,7 @@
         <w:t>Estate</w:t>
       </w:r>
       <w:r>
-        <w:t xml:space="preserve"> (if more than one then in the proportions that they received the Residual Estate) shall be substituted in place of the testamentary trust for the purpose of determining the entitlement to the Undistributed Capital with reference to the distribution of the Testator’s Residual Estate, and if any of those persons are not living at the Default Date then the Giftover Provision shall apply; and </w:t>
+        <w:t xml:space="preserve"> (if more than one then in the proportions that they received the Residual Estate) shall be substituted in place of the testamentary trust for the purpose of determining the entitlement to the Undistributed Capital with reference to the distribution of the &lt;&lt; Will.TestatorLabel &gt;&gt;’s Residual Estate, and if any of those persons are not living at the Default Date then the Giftover Provision shall apply; and </w:t>
       </w:r>
     </w:p>
     <w:p>
@@ -5342,7 +5342,7 @@
         <w:fldChar w:fldCharType="end"/>
       </w:r>
       <w:r>
-        <w:t xml:space="preserve"> then they shall receive the Undistributed Capital in the same proportions that they would have received the Residual Estate as if the Testator had died at the Default Time and as if the gift to this Trust had failed at the Default Time.</w:t>
+        <w:t xml:space="preserve"> then they shall receive the Undistributed Capital in the same proportions that they would have received the Residual Estate as if the &lt;&lt; Will.TestatorLabel &gt;&gt; had died at the Default Time and as if the gift to this Trust had failed at the Default Time.</w:t>
       </w:r>
     </w:p>
     <w:p>
@@ -12039,7 +12039,7 @@
         </w:numPr>
       </w:pPr>
       <w:r>
-        <w:t>each of the following in relation to the Testator or a Primary Beneficiary:</w:t>
+        <w:t>each of the following in relation to the &lt;&lt; Will.TestatorLabel &gt;&gt; or a Primary Beneficiary:</w:t>
       </w:r>
     </w:p>
     <w:p>
@@ -12091,7 +12091,7 @@
         <w:pStyle w:val="Heading3"/>
       </w:pPr>
       <w:r>
-        <w:t>any parent or grandparent of the Testator or a Nominated Beneficiary.</w:t>
+        <w:t>any parent or grandparent of the &lt;&lt; Will.TestatorLabel &gt;&gt; or a Nominated Beneficiary.</w:t>
       </w:r>
     </w:p>
     <w:p>
@@ -12375,7 +12375,7 @@
         <w:rPr>
           <w:rStyle w:val="AEPBold"/>
         </w:rPr>
-        <w:t>Testator</w:t>
+        <w:t>&lt;&lt; Will.TestatorLabel &gt;&gt;</w:t>
       </w:r>
       <w:r>
         <w:t xml:space="preserve"> means </w:t>
@@ -13193,7 +13193,7 @@
               <w:rPr>
                 <w:rStyle w:val="AEPBold"/>
               </w:rPr>
-              <w:t>Testator</w:t>
+              <w:t>&lt;&lt; Will.TestatorLabel &gt;&gt;</w:t>
             </w:r>
           </w:p>
         </w:tc>
@@ -13502,12 +13502,12 @@
       </w:pPr>
     </w:p>
     <w:sectPr>
-      <w:headerReference w:type="even" r:id="rId18"/>
-      <w:headerReference w:type="default" r:id="rId19"/>
-      <w:footerReference w:type="even" r:id="rId20"/>
-      <w:footerReference w:type="default" r:id="rId21"/>
-      <w:headerReference w:type="first" r:id="rId22"/>
-      <w:footerReference w:type="first" r:id="rId23"/>
+      <w:headerReference w:type="default" r:id="rIdWillHdrBody"/>
+      <w:headerReference w:type="even" r:id="rIdWillHdrBody"/>
+      <w:headerReference w:type="first" r:id="rIdWillHdrBody"/>
+      <w:footerReference w:type="default" r:id="rIdWillFtrBody"/>
+      <w:footerReference w:type="even" r:id="rIdWillFtrBody"/>
+      <w:footerReference w:type="first" r:id="rIdWillFtrBody"/>
       <w:pgSz w:w="11906" w:h="16838" w:code="9"/>
       <w:pgMar w:top="1138" w:right="1138" w:bottom="1138" w:left="1138" w:header="706" w:footer="418" w:gutter="0"/>
       <w:pgNumType w:start="1"/>
@@ -13558,98 +13558,218 @@
 </file>
 
 <file path=word/footer1.xml><?xml version="1.0" encoding="utf-8"?>
-<w:ftr xmlns:wpc="http://schemas.microsoft.com/office/word/2010/wordprocessingCanvas" xmlns:cx="http://schemas.microsoft.com/office/drawing/2014/chartex" xmlns:cx1="http://schemas.microsoft.com/office/drawing/2015/9/8/chartex" xmlns:cx2="http://schemas.microsoft.com/office/drawing/2015/10/21/chartex" xmlns:cx3="http://schemas.microsoft.com/office/drawing/2016/5/9/chartex" xmlns:cx4="http://schemas.microsoft.com/office/drawing/2016/5/10/chartex" xmlns:cx5="http://schemas.microsoft.com/office/drawing/2016/5/11/chartex" xmlns:cx6="http://schemas.microsoft.com/office/drawing/2016/5/12/chartex" xmlns:cx7="http://schemas.microsoft.com/office/drawing/2016/5/13/chartex" xmlns:cx8="http://schemas.microsoft.com/office/drawing/2016/5/14/chartex" xmlns:mc="http://schemas.openxmlformats.org/markup-compatibility/2006" xmlns:aink="http://schemas.microsoft.com/office/drawing/2016/ink" xmlns:am3d="http://schemas.microsoft.com/office/drawing/2017/model3d" xmlns:o="urn:schemas-microsoft-com:office:office" xmlns:oel="http://schemas.microsoft.com/office/2019/extlst" xmlns:r="http://schemas.openxmlformats.org/officeDocument/2006/relationships" xmlns:m="http://schemas.openxmlformats.org/officeDocument/2006/math" xmlns:v="urn:schemas-microsoft-com:vml" xmlns:wp14="http://schemas.microsoft.com/office/word/2010/wordprocessingDrawing" xmlns:wp="http://schemas.openxmlformats.org/drawingml/2006/wordprocessingDrawing" xmlns:w10="urn:schemas-microsoft-com:office:word" xmlns:w="http://schemas.openxmlformats.org/wordprocessingml/2006/main" xmlns:w14="http://schemas.microsoft.com/office/word/2010/wordml" xmlns:w15="http://schemas.microsoft.com/office/word/2012/wordml" xmlns:w16cex="http://schemas.microsoft.com/office/word/2018/wordml/cex" xmlns:w16cid="http://schemas.microsoft.com/office/word/2016/wordml/cid" xmlns:w16="http://schemas.microsoft.com/office/word/2018/wordml" xmlns:w16du="http://schemas.microsoft.com/office/word/2023/wordml/word16du" xmlns:w16sdtdh="http://schemas.microsoft.com/office/word/2020/wordml/sdtdatahash" xmlns:w16sdtfl="http://schemas.microsoft.com/office/word/2024/wordml/sdtformatlock" xmlns:w16se="http://schemas.microsoft.com/office/word/2015/wordml/symex" xmlns:wpg="http://schemas.microsoft.com/office/word/2010/wordprocessingGroup" xmlns:wpi="http://schemas.microsoft.com/office/word/2010/wordprocessingInk" xmlns:wne="http://schemas.microsoft.com/office/word/2006/wordml" xmlns:wps="http://schemas.microsoft.com/office/word/2010/wordprocessingShape" mc:Ignorable="w14 w15 w16se w16cid w16 w16cex w16sdtdh w16sdtfl w16du wp14">
+<w:ftr xmlns:w="http://schemas.openxmlformats.org/wordprocessingml/2006/main" xmlns:r="http://schemas.openxmlformats.org/officeDocument/2006/relationships">
   <w:p>
     <w:pPr>
-      <w:pStyle w:val="Footer"/>
+      <w:spacing w:before="0" w:after="0" w:line="240" w:lineRule="auto"/>
+      <w:jc w:val="left"/>
+      <w:rPr>
+        <w:sz w:val="18"/>
+        <w:szCs w:val="18"/>
+      </w:rPr>
     </w:pPr>
   </w:p>
 </w:ftr>
 </file>
 
 <file path=word/footer2.xml><?xml version="1.0" encoding="utf-8"?>
-<w:ftr xmlns:wpc="http://schemas.microsoft.com/office/word/2010/wordprocessingCanvas" xmlns:cx="http://schemas.microsoft.com/office/drawing/2014/chartex" xmlns:cx1="http://schemas.microsoft.com/office/drawing/2015/9/8/chartex" xmlns:cx2="http://schemas.microsoft.com/office/drawing/2015/10/21/chartex" xmlns:cx3="http://schemas.microsoft.com/office/drawing/2016/5/9/chartex" xmlns:cx4="http://schemas.microsoft.com/office/drawing/2016/5/10/chartex" xmlns:cx5="http://schemas.microsoft.com/office/drawing/2016/5/11/chartex" xmlns:cx6="http://schemas.microsoft.com/office/drawing/2016/5/12/chartex" xmlns:cx7="http://schemas.microsoft.com/office/drawing/2016/5/13/chartex" xmlns:cx8="http://schemas.microsoft.com/office/drawing/2016/5/14/chartex" xmlns:mc="http://schemas.openxmlformats.org/markup-compatibility/2006" xmlns:aink="http://schemas.microsoft.com/office/drawing/2016/ink" xmlns:am3d="http://schemas.microsoft.com/office/drawing/2017/model3d" xmlns:o="urn:schemas-microsoft-com:office:office" xmlns:oel="http://schemas.microsoft.com/office/2019/extlst" xmlns:r="http://schemas.openxmlformats.org/officeDocument/2006/relationships" xmlns:m="http://schemas.openxmlformats.org/officeDocument/2006/math" xmlns:v="urn:schemas-microsoft-com:vml" xmlns:wp14="http://schemas.microsoft.com/office/word/2010/wordprocessingDrawing" xmlns:wp="http://schemas.openxmlformats.org/drawingml/2006/wordprocessingDrawing" xmlns:w10="urn:schemas-microsoft-com:office:word" xmlns:w="http://schemas.openxmlformats.org/wordprocessingml/2006/main" xmlns:w14="http://schemas.microsoft.com/office/word/2010/wordml" xmlns:w15="http://schemas.microsoft.com/office/word/2012/wordml" xmlns:w16cex="http://schemas.microsoft.com/office/word/2018/wordml/cex" xmlns:w16cid="http://schemas.microsoft.com/office/word/2016/wordml/cid" xmlns:w16="http://schemas.microsoft.com/office/word/2018/wordml" xmlns:w16du="http://schemas.microsoft.com/office/word/2023/wordml/word16du" xmlns:w16sdtdh="http://schemas.microsoft.com/office/word/2020/wordml/sdtdatahash" xmlns:w16sdtfl="http://schemas.microsoft.com/office/word/2024/wordml/sdtformatlock" xmlns:w16se="http://schemas.microsoft.com/office/word/2015/wordml/symex" xmlns:wpg="http://schemas.microsoft.com/office/word/2010/wordprocessingGroup" xmlns:wpi="http://schemas.microsoft.com/office/word/2010/wordprocessingInk" xmlns:wne="http://schemas.microsoft.com/office/word/2006/wordml" xmlns:wps="http://schemas.microsoft.com/office/word/2010/wordprocessingShape" mc:Ignorable="w14 w15 w16se w16cid w16 w16cex w16sdtdh w16sdtfl w16du wp14">
+<w:ftr xmlns:w="http://schemas.openxmlformats.org/wordprocessingml/2006/main" xmlns:r="http://schemas.openxmlformats.org/officeDocument/2006/relationships">
+  <w:tbl>
+    <w:tblPr>
+      <w:tblW w:w="9630" w:type="dxa"/>
+      <w:tblBorders>
+        <w:top w:val="nil"/>
+        <w:left w:val="nil"/>
+        <w:bottom w:val="nil"/>
+        <w:right w:val="nil"/>
+        <w:insideH w:val="nil"/>
+        <w:insideV w:val="nil"/>
+      </w:tblBorders>
+      <w:tblLayout w:type="fixed"/>
+      <w:tblCellMar>
+        <w:left w:w="0" w:type="dxa"/>
+        <w:right w:w="0" w:type="dxa"/>
+      </w:tblCellMar>
+      <w:tblLook w:val="0000"/>
+    </w:tblPr>
+    <w:tblGrid>
+      <w:gridCol w:w="4815"/>
+      <w:gridCol w:w="4815"/>
+    </w:tblGrid>
+    <w:tr>
+      <w:tc>
+        <w:tcPr>
+          <w:tcW w:w="4815" w:type="dxa"/>
+        </w:tcPr>
+        <w:p>
+          <w:pPr>
+            <w:spacing w:before="360" w:after="0" w:line="240" w:lineRule="auto"/>
+            <w:jc w:val="left"/>
+            <w:rPr>
+              <w:sz w:val="18"/>
+              <w:szCs w:val="18"/>
+            </w:rPr>
+          </w:pPr>
+          <w:r>
+            <w:rPr>
+              <w:sz w:val="18"/>
+              <w:szCs w:val="18"/>
+            </w:rPr>
+            <w:t xml:space="preserve">__________________________________</w:t>
+          </w:r>
+        </w:p>
+        <w:p>
+          <w:pPr>
+            <w:spacing w:before="0" w:after="0" w:line="240" w:lineRule="auto"/>
+            <w:jc w:val="left"/>
+            <w:rPr>
+              <w:sz w:val="18"/>
+              <w:szCs w:val="18"/>
+            </w:rPr>
+          </w:pPr>
+          <w:r>
+            <w:rPr>
+              <w:sz w:val="18"/>
+              <w:szCs w:val="18"/>
+            </w:rPr>
+            <w:t xml:space="preserve">&lt;&lt; Will.TestatorLabel &gt;&gt;</w:t>
+          </w:r>
+        </w:p>
+        <w:p>
+          <w:pPr>
+            <w:spacing w:before="160" w:after="0" w:line="240" w:lineRule="auto"/>
+            <w:jc w:val="left"/>
+            <w:rPr>
+              <w:sz w:val="18"/>
+              <w:szCs w:val="18"/>
+            </w:rPr>
+          </w:pPr>
+          <w:r>
+            <w:rPr>
+              <w:sz w:val="18"/>
+              <w:szCs w:val="18"/>
+            </w:rPr>
+            <w:t xml:space="preserve">Date ____/____/____</w:t>
+          </w:r>
+        </w:p>
+      </w:tc>
+      <w:tc>
+        <w:tcPr>
+          <w:tcW w:w="4815" w:type="dxa"/>
+        </w:tcPr>
+        <w:p>
+          <w:pPr>
+            <w:spacing w:before="360" w:after="0" w:line="240" w:lineRule="auto"/>
+            <w:rPr>
+              <w:sz w:val="18"/>
+              <w:szCs w:val="18"/>
+            </w:rPr>
+          </w:pPr>
+          <w:bookmarkStart w:id="9001" w:name="ExecutorFooter"/>
+          <w:r>
+            <w:rPr>
+              <w:sz w:val="18"/>
+              <w:szCs w:val="18"/>
+            </w:rPr>
+            <w:t xml:space="preserve">__________________________________</w:t>
+          </w:r>
+        </w:p>
+        <w:p>
+          <w:pPr>
+            <w:spacing w:before="0" w:after="0" w:line="240" w:lineRule="auto"/>
+            <w:rPr>
+              <w:sz w:val="18"/>
+              <w:szCs w:val="18"/>
+            </w:rPr>
+          </w:pPr>
+          <w:r>
+            <w:rPr>
+              <w:sz w:val="18"/>
+              <w:szCs w:val="18"/>
+            </w:rPr>
+            <w:t xml:space="preserve">&lt;&lt; Matter.CustomField.InitialExecutor &gt;&gt;</w:t>
+          </w:r>
+          <w:bookmarkEnd w:id="9001"/>
+        </w:p>
+        <w:p>
+          <w:pPr>
+            <w:spacing w:before="360" w:after="0" w:line="240" w:lineRule="auto"/>
+            <w:jc w:val="left"/>
+            <w:rPr>
+              <w:sz w:val="18"/>
+              <w:szCs w:val="18"/>
+            </w:rPr>
+          </w:pPr>
+          <w:r>
+            <w:rPr>
+              <w:sz w:val="18"/>
+              <w:szCs w:val="18"/>
+            </w:rPr>
+            <w:t xml:space="preserve">__________________________________</w:t>
+          </w:r>
+        </w:p>
+        <w:p>
+          <w:pPr>
+            <w:spacing w:before="0" w:after="0" w:line="240" w:lineRule="auto"/>
+            <w:jc w:val="left"/>
+            <w:rPr>
+              <w:sz w:val="18"/>
+              <w:szCs w:val="18"/>
+            </w:rPr>
+          </w:pPr>
+          <w:r>
+            <w:rPr>
+              <w:sz w:val="18"/>
+              <w:szCs w:val="18"/>
+            </w:rPr>
+            <w:t xml:space="preserve">Witness 1</w:t>
+          </w:r>
+        </w:p>
+        <w:p>
+          <w:pPr>
+            <w:spacing w:before="360" w:after="0" w:line="240" w:lineRule="auto"/>
+            <w:jc w:val="left"/>
+            <w:rPr>
+              <w:sz w:val="18"/>
+              <w:szCs w:val="18"/>
+            </w:rPr>
+          </w:pPr>
+          <w:r>
+            <w:rPr>
+              <w:sz w:val="18"/>
+              <w:szCs w:val="18"/>
+            </w:rPr>
+            <w:t xml:space="preserve">__________________________________</w:t>
+          </w:r>
+        </w:p>
+        <w:p>
+          <w:pPr>
+            <w:spacing w:before="0" w:after="0" w:line="240" w:lineRule="auto"/>
+            <w:jc w:val="left"/>
+            <w:rPr>
+              <w:sz w:val="18"/>
+              <w:szCs w:val="18"/>
+            </w:rPr>
+          </w:pPr>
+          <w:r>
+            <w:rPr>
+              <w:sz w:val="18"/>
+              <w:szCs w:val="18"/>
+            </w:rPr>
+            <w:t xml:space="preserve">Witness 2</w:t>
+          </w:r>
+        </w:p>
+      </w:tc>
+    </w:tr>
+  </w:tbl>
   <w:p>
     <w:pPr>
-      <w:pStyle w:val="Footer"/>
-    </w:pPr>
-  </w:p>
-</w:ftr>
-</file>
-
-<file path=word/footer3.xml><?xml version="1.0" encoding="utf-8"?>
-<w:ftr xmlns:wpc="http://schemas.microsoft.com/office/word/2010/wordprocessingCanvas" xmlns:cx="http://schemas.microsoft.com/office/drawing/2014/chartex" xmlns:cx1="http://schemas.microsoft.com/office/drawing/2015/9/8/chartex" xmlns:cx2="http://schemas.microsoft.com/office/drawing/2015/10/21/chartex" xmlns:cx3="http://schemas.microsoft.com/office/drawing/2016/5/9/chartex" xmlns:cx4="http://schemas.microsoft.com/office/drawing/2016/5/10/chartex" xmlns:cx5="http://schemas.microsoft.com/office/drawing/2016/5/11/chartex" xmlns:cx6="http://schemas.microsoft.com/office/drawing/2016/5/12/chartex" xmlns:cx7="http://schemas.microsoft.com/office/drawing/2016/5/13/chartex" xmlns:cx8="http://schemas.microsoft.com/office/drawing/2016/5/14/chartex" xmlns:mc="http://schemas.openxmlformats.org/markup-compatibility/2006" xmlns:aink="http://schemas.microsoft.com/office/drawing/2016/ink" xmlns:am3d="http://schemas.microsoft.com/office/drawing/2017/model3d" xmlns:o="urn:schemas-microsoft-com:office:office" xmlns:oel="http://schemas.microsoft.com/office/2019/extlst" xmlns:r="http://schemas.openxmlformats.org/officeDocument/2006/relationships" xmlns:m="http://schemas.openxmlformats.org/officeDocument/2006/math" xmlns:v="urn:schemas-microsoft-com:vml" xmlns:wp14="http://schemas.microsoft.com/office/word/2010/wordprocessingDrawing" xmlns:wp="http://schemas.openxmlformats.org/drawingml/2006/wordprocessingDrawing" xmlns:w10="urn:schemas-microsoft-com:office:word" xmlns:w="http://schemas.openxmlformats.org/wordprocessingml/2006/main" xmlns:w14="http://schemas.microsoft.com/office/word/2010/wordml" xmlns:w15="http://schemas.microsoft.com/office/word/2012/wordml" xmlns:w16cex="http://schemas.microsoft.com/office/word/2018/wordml/cex" xmlns:w16cid="http://schemas.microsoft.com/office/word/2016/wordml/cid" xmlns:w16="http://schemas.microsoft.com/office/word/2018/wordml" xmlns:w16du="http://schemas.microsoft.com/office/word/2023/wordml/word16du" xmlns:w16sdtdh="http://schemas.microsoft.com/office/word/2020/wordml/sdtdatahash" xmlns:w16sdtfl="http://schemas.microsoft.com/office/word/2024/wordml/sdtformatlock" xmlns:w16se="http://schemas.microsoft.com/office/word/2015/wordml/symex" xmlns:wpg="http://schemas.microsoft.com/office/word/2010/wordprocessingGroup" xmlns:wpi="http://schemas.microsoft.com/office/word/2010/wordprocessingInk" xmlns:wne="http://schemas.microsoft.com/office/word/2006/wordml" xmlns:wps="http://schemas.microsoft.com/office/word/2010/wordprocessingShape" mc:Ignorable="w14 w15 w16se w16cid w16 w16cex w16sdtdh w16sdtfl w16du wp14">
-  <w:p>
-    <w:pPr>
-      <w:pStyle w:val="Footer"/>
-    </w:pPr>
-  </w:p>
-</w:ftr>
-</file>
-
-<file path=word/footer4.xml><?xml version="1.0" encoding="utf-8"?>
-<w:ftr xmlns:wpc="http://schemas.microsoft.com/office/word/2010/wordprocessingCanvas" xmlns:cx="http://schemas.microsoft.com/office/drawing/2014/chartex" xmlns:cx1="http://schemas.microsoft.com/office/drawing/2015/9/8/chartex" xmlns:cx2="http://schemas.microsoft.com/office/drawing/2015/10/21/chartex" xmlns:cx3="http://schemas.microsoft.com/office/drawing/2016/5/9/chartex" xmlns:cx4="http://schemas.microsoft.com/office/drawing/2016/5/10/chartex" xmlns:cx5="http://schemas.microsoft.com/office/drawing/2016/5/11/chartex" xmlns:cx6="http://schemas.microsoft.com/office/drawing/2016/5/12/chartex" xmlns:cx7="http://schemas.microsoft.com/office/drawing/2016/5/13/chartex" xmlns:cx8="http://schemas.microsoft.com/office/drawing/2016/5/14/chartex" xmlns:mc="http://schemas.openxmlformats.org/markup-compatibility/2006" xmlns:aink="http://schemas.microsoft.com/office/drawing/2016/ink" xmlns:am3d="http://schemas.microsoft.com/office/drawing/2017/model3d" xmlns:o="urn:schemas-microsoft-com:office:office" xmlns:oel="http://schemas.microsoft.com/office/2019/extlst" xmlns:r="http://schemas.openxmlformats.org/officeDocument/2006/relationships" xmlns:m="http://schemas.openxmlformats.org/officeDocument/2006/math" xmlns:v="urn:schemas-microsoft-com:vml" xmlns:wp14="http://schemas.microsoft.com/office/word/2010/wordprocessingDrawing" xmlns:wp="http://schemas.openxmlformats.org/drawingml/2006/wordprocessingDrawing" xmlns:w10="urn:schemas-microsoft-com:office:word" xmlns:w="http://schemas.openxmlformats.org/wordprocessingml/2006/main" xmlns:w14="http://schemas.microsoft.com/office/word/2010/wordml" xmlns:w15="http://schemas.microsoft.com/office/word/2012/wordml" xmlns:w16cex="http://schemas.microsoft.com/office/word/2018/wordml/cex" xmlns:w16cid="http://schemas.microsoft.com/office/word/2016/wordml/cid" xmlns:w16="http://schemas.microsoft.com/office/word/2018/wordml" xmlns:w16du="http://schemas.microsoft.com/office/word/2023/wordml/word16du" xmlns:w16sdtdh="http://schemas.microsoft.com/office/word/2020/wordml/sdtdatahash" xmlns:w16sdtfl="http://schemas.microsoft.com/office/word/2024/wordml/sdtformatlock" xmlns:w16se="http://schemas.microsoft.com/office/word/2015/wordml/symex" xmlns:wpg="http://schemas.microsoft.com/office/word/2010/wordprocessingGroup" xmlns:wpi="http://schemas.microsoft.com/office/word/2010/wordprocessingInk" xmlns:wne="http://schemas.microsoft.com/office/word/2006/wordml" xmlns:wps="http://schemas.microsoft.com/office/word/2010/wordprocessingShape" mc:Ignorable="w14 w15 w16se w16cid w16 w16cex w16sdtdh w16sdtfl w16du wp14">
-  <w:p>
-    <w:pPr>
-      <w:pStyle w:val="Footer"/>
-    </w:pPr>
-  </w:p>
-</w:ftr>
-</file>
-
-<file path=word/footer5.xml><?xml version="1.0" encoding="utf-8"?>
-<w:ftr xmlns:wpc="http://schemas.microsoft.com/office/word/2010/wordprocessingCanvas" xmlns:cx="http://schemas.microsoft.com/office/drawing/2014/chartex" xmlns:cx1="http://schemas.microsoft.com/office/drawing/2015/9/8/chartex" xmlns:cx2="http://schemas.microsoft.com/office/drawing/2015/10/21/chartex" xmlns:cx3="http://schemas.microsoft.com/office/drawing/2016/5/9/chartex" xmlns:cx4="http://schemas.microsoft.com/office/drawing/2016/5/10/chartex" xmlns:cx5="http://schemas.microsoft.com/office/drawing/2016/5/11/chartex" xmlns:cx6="http://schemas.microsoft.com/office/drawing/2016/5/12/chartex" xmlns:cx7="http://schemas.microsoft.com/office/drawing/2016/5/13/chartex" xmlns:cx8="http://schemas.microsoft.com/office/drawing/2016/5/14/chartex" xmlns:mc="http://schemas.openxmlformats.org/markup-compatibility/2006" xmlns:aink="http://schemas.microsoft.com/office/drawing/2016/ink" xmlns:am3d="http://schemas.microsoft.com/office/drawing/2017/model3d" xmlns:o="urn:schemas-microsoft-com:office:office" xmlns:oel="http://schemas.microsoft.com/office/2019/extlst" xmlns:r="http://schemas.openxmlformats.org/officeDocument/2006/relationships" xmlns:m="http://schemas.openxmlformats.org/officeDocument/2006/math" xmlns:v="urn:schemas-microsoft-com:vml" xmlns:wp14="http://schemas.microsoft.com/office/word/2010/wordprocessingDrawing" xmlns:wp="http://schemas.openxmlformats.org/drawingml/2006/wordprocessingDrawing" xmlns:w10="urn:schemas-microsoft-com:office:word" xmlns:w="http://schemas.openxmlformats.org/wordprocessingml/2006/main" xmlns:w14="http://schemas.microsoft.com/office/word/2010/wordml" xmlns:w15="http://schemas.microsoft.com/office/word/2012/wordml" xmlns:w16cex="http://schemas.microsoft.com/office/word/2018/wordml/cex" xmlns:w16cid="http://schemas.microsoft.com/office/word/2016/wordml/cid" xmlns:w16="http://schemas.microsoft.com/office/word/2018/wordml" xmlns:w16du="http://schemas.microsoft.com/office/word/2023/wordml/word16du" xmlns:w16sdtdh="http://schemas.microsoft.com/office/word/2020/wordml/sdtdatahash" xmlns:w16sdtfl="http://schemas.microsoft.com/office/word/2024/wordml/sdtformatlock" xmlns:w16se="http://schemas.microsoft.com/office/word/2015/wordml/symex" xmlns:wpg="http://schemas.microsoft.com/office/word/2010/wordprocessingGroup" xmlns:wpi="http://schemas.microsoft.com/office/word/2010/wordprocessingInk" xmlns:wne="http://schemas.microsoft.com/office/word/2006/wordml" xmlns:wps="http://schemas.microsoft.com/office/word/2010/wordprocessingShape" mc:Ignorable="w14 w15 w16se w16cid w16 w16cex w16sdtdh w16sdtfl w16du wp14">
-  <w:sdt>
-    <w:sdtPr>
-      <w:id w:val="-1173955105"/>
-      <w:docPartObj>
-        <w:docPartGallery w:val="Page Numbers (Bottom of Page)"/>
-        <w:docPartUnique/>
-      </w:docPartObj>
-    </w:sdtPr>
-    <w:sdtEndPr>
+      <w:spacing w:before="0" w:after="0" w:line="240" w:lineRule="auto"/>
+      <w:jc w:val="left"/>
       <w:rPr>
-        <w:noProof/>
+        <w:sz w:val="18"/>
+        <w:szCs w:val="18"/>
       </w:rPr>
-    </w:sdtEndPr>
-    <w:sdtContent>
-      <w:p>
-        <w:pPr>
-          <w:pStyle w:val="Footer"/>
-          <w:jc w:val="right"/>
-        </w:pPr>
-        <w:r>
-          <w:fldChar w:fldCharType="begin"/>
-        </w:r>
-        <w:r>
-          <w:instrText xml:space="preserve"> PAGE   \* MERGEFORMAT </w:instrText>
-        </w:r>
-        <w:r>
-          <w:fldChar w:fldCharType="separate"/>
-        </w:r>
-        <w:r>
-          <w:rPr>
-            <w:noProof/>
-          </w:rPr>
-          <w:t>2</w:t>
-        </w:r>
-        <w:r>
-          <w:rPr>
-            <w:noProof/>
-          </w:rPr>
-          <w:fldChar w:fldCharType="end"/>
-        </w:r>
-      </w:p>
-    </w:sdtContent>
-  </w:sdt>
-</w:ftr>
-</file>
-
-<file path=word/footer6.xml><?xml version="1.0" encoding="utf-8"?>
-<w:ftr xmlns:wpc="http://schemas.microsoft.com/office/word/2010/wordprocessingCanvas" xmlns:cx="http://schemas.microsoft.com/office/drawing/2014/chartex" xmlns:cx1="http://schemas.microsoft.com/office/drawing/2015/9/8/chartex" xmlns:cx2="http://schemas.microsoft.com/office/drawing/2015/10/21/chartex" xmlns:cx3="http://schemas.microsoft.com/office/drawing/2016/5/9/chartex" xmlns:cx4="http://schemas.microsoft.com/office/drawing/2016/5/10/chartex" xmlns:cx5="http://schemas.microsoft.com/office/drawing/2016/5/11/chartex" xmlns:cx6="http://schemas.microsoft.com/office/drawing/2016/5/12/chartex" xmlns:cx7="http://schemas.microsoft.com/office/drawing/2016/5/13/chartex" xmlns:cx8="http://schemas.microsoft.com/office/drawing/2016/5/14/chartex" xmlns:mc="http://schemas.openxmlformats.org/markup-compatibility/2006" xmlns:aink="http://schemas.microsoft.com/office/drawing/2016/ink" xmlns:am3d="http://schemas.microsoft.com/office/drawing/2017/model3d" xmlns:o="urn:schemas-microsoft-com:office:office" xmlns:oel="http://schemas.microsoft.com/office/2019/extlst" xmlns:r="http://schemas.openxmlformats.org/officeDocument/2006/relationships" xmlns:m="http://schemas.openxmlformats.org/officeDocument/2006/math" xmlns:v="urn:schemas-microsoft-com:vml" xmlns:wp14="http://schemas.microsoft.com/office/word/2010/wordprocessingDrawing" xmlns:wp="http://schemas.openxmlformats.org/drawingml/2006/wordprocessingDrawing" xmlns:w10="urn:schemas-microsoft-com:office:word" xmlns:w="http://schemas.openxmlformats.org/wordprocessingml/2006/main" xmlns:w14="http://schemas.microsoft.com/office/word/2010/wordml" xmlns:w15="http://schemas.microsoft.com/office/word/2012/wordml" xmlns:w16cex="http://schemas.microsoft.com/office/word/2018/wordml/cex" xmlns:w16cid="http://schemas.microsoft.com/office/word/2016/wordml/cid" xmlns:w16="http://schemas.microsoft.com/office/word/2018/wordml" xmlns:w16du="http://schemas.microsoft.com/office/word/2023/wordml/word16du" xmlns:w16sdtdh="http://schemas.microsoft.com/office/word/2020/wordml/sdtdatahash" xmlns:w16sdtfl="http://schemas.microsoft.com/office/word/2024/wordml/sdtformatlock" xmlns:w16se="http://schemas.microsoft.com/office/word/2015/wordml/symex" xmlns:wpg="http://schemas.microsoft.com/office/word/2010/wordprocessingGroup" xmlns:wpi="http://schemas.microsoft.com/office/word/2010/wordprocessingInk" xmlns:wne="http://schemas.microsoft.com/office/word/2006/wordml" xmlns:wps="http://schemas.microsoft.com/office/word/2010/wordprocessingShape" mc:Ignorable="w14 w15 w16se w16cid w16 w16cex w16sdtdh w16sdtfl w16du wp14">
-  <w:p>
-    <w:pPr>
-      <w:pStyle w:val="Footer"/>
     </w:pPr>
   </w:p>
 </w:ftr>
@@ -13677,61 +13797,175 @@
 </file>
 
 <file path=word/header1.xml><?xml version="1.0" encoding="utf-8"?>
-<w:hdr xmlns:wpc="http://schemas.microsoft.com/office/word/2010/wordprocessingCanvas" xmlns:cx="http://schemas.microsoft.com/office/drawing/2014/chartex" xmlns:cx1="http://schemas.microsoft.com/office/drawing/2015/9/8/chartex" xmlns:cx2="http://schemas.microsoft.com/office/drawing/2015/10/21/chartex" xmlns:cx3="http://schemas.microsoft.com/office/drawing/2016/5/9/chartex" xmlns:cx4="http://schemas.microsoft.com/office/drawing/2016/5/10/chartex" xmlns:cx5="http://schemas.microsoft.com/office/drawing/2016/5/11/chartex" xmlns:cx6="http://schemas.microsoft.com/office/drawing/2016/5/12/chartex" xmlns:cx7="http://schemas.microsoft.com/office/drawing/2016/5/13/chartex" xmlns:cx8="http://schemas.microsoft.com/office/drawing/2016/5/14/chartex" xmlns:mc="http://schemas.openxmlformats.org/markup-compatibility/2006" xmlns:aink="http://schemas.microsoft.com/office/drawing/2016/ink" xmlns:am3d="http://schemas.microsoft.com/office/drawing/2017/model3d" xmlns:o="urn:schemas-microsoft-com:office:office" xmlns:oel="http://schemas.microsoft.com/office/2019/extlst" xmlns:r="http://schemas.openxmlformats.org/officeDocument/2006/relationships" xmlns:m="http://schemas.openxmlformats.org/officeDocument/2006/math" xmlns:v="urn:schemas-microsoft-com:vml" xmlns:wp14="http://schemas.microsoft.com/office/word/2010/wordprocessingDrawing" xmlns:wp="http://schemas.openxmlformats.org/drawingml/2006/wordprocessingDrawing" xmlns:w10="urn:schemas-microsoft-com:office:word" xmlns:w="http://schemas.openxmlformats.org/wordprocessingml/2006/main" xmlns:w14="http://schemas.microsoft.com/office/word/2010/wordml" xmlns:w15="http://schemas.microsoft.com/office/word/2012/wordml" xmlns:w16cex="http://schemas.microsoft.com/office/word/2018/wordml/cex" xmlns:w16cid="http://schemas.microsoft.com/office/word/2016/wordml/cid" xmlns:w16="http://schemas.microsoft.com/office/word/2018/wordml" xmlns:w16du="http://schemas.microsoft.com/office/word/2023/wordml/word16du" xmlns:w16sdtdh="http://schemas.microsoft.com/office/word/2020/wordml/sdtdatahash" xmlns:w16sdtfl="http://schemas.microsoft.com/office/word/2024/wordml/sdtformatlock" xmlns:w16se="http://schemas.microsoft.com/office/word/2015/wordml/symex" xmlns:wpg="http://schemas.microsoft.com/office/word/2010/wordprocessingGroup" xmlns:wpi="http://schemas.microsoft.com/office/word/2010/wordprocessingInk" xmlns:wne="http://schemas.microsoft.com/office/word/2006/wordml" xmlns:wps="http://schemas.microsoft.com/office/word/2010/wordprocessingShape" mc:Ignorable="w14 w15 w16se w16cid w16 w16cex w16sdtdh w16sdtfl w16du wp14">
+<w:hdr xmlns:w="http://schemas.openxmlformats.org/wordprocessingml/2006/main" xmlns:r="http://schemas.openxmlformats.org/officeDocument/2006/relationships">
   <w:p>
     <w:pPr>
-      <w:pStyle w:val="Header"/>
+      <w:spacing w:before="0" w:after="0" w:line="240" w:lineRule="auto"/>
+      <w:jc w:val="left"/>
+      <w:rPr>
+        <w:sz w:val="18"/>
+        <w:szCs w:val="18"/>
+      </w:rPr>
     </w:pPr>
+    <w:r>
+      <w:rPr>
+        <w:sz w:val="18"/>
+        <w:szCs w:val="18"/>
+      </w:rPr>
+      <w:t xml:space="preserve">WILL OF </w:t>
+    </w:r>
+    <w:r>
+      <w:rPr>
+        <w:caps/>
+        <w:sz w:val="18"/>
+        <w:szCs w:val="18"/>
+      </w:rPr>
+      <w:t xml:space="preserve">&lt;&lt; Matter.Client.Name &gt;&gt;</w:t>
+    </w:r>
   </w:p>
 </w:hdr>
 </file>
 
 <file path=word/header2.xml><?xml version="1.0" encoding="utf-8"?>
-<w:hdr xmlns:wpc="http://schemas.microsoft.com/office/word/2010/wordprocessingCanvas" xmlns:cx="http://schemas.microsoft.com/office/drawing/2014/chartex" xmlns:cx1="http://schemas.microsoft.com/office/drawing/2015/9/8/chartex" xmlns:cx2="http://schemas.microsoft.com/office/drawing/2015/10/21/chartex" xmlns:cx3="http://schemas.microsoft.com/office/drawing/2016/5/9/chartex" xmlns:cx4="http://schemas.microsoft.com/office/drawing/2016/5/10/chartex" xmlns:cx5="http://schemas.microsoft.com/office/drawing/2016/5/11/chartex" xmlns:cx6="http://schemas.microsoft.com/office/drawing/2016/5/12/chartex" xmlns:cx7="http://schemas.microsoft.com/office/drawing/2016/5/13/chartex" xmlns:cx8="http://schemas.microsoft.com/office/drawing/2016/5/14/chartex" xmlns:mc="http://schemas.openxmlformats.org/markup-compatibility/2006" xmlns:aink="http://schemas.microsoft.com/office/drawing/2016/ink" xmlns:am3d="http://schemas.microsoft.com/office/drawing/2017/model3d" xmlns:o="urn:schemas-microsoft-com:office:office" xmlns:oel="http://schemas.microsoft.com/office/2019/extlst" xmlns:r="http://schemas.openxmlformats.org/officeDocument/2006/relationships" xmlns:m="http://schemas.openxmlformats.org/officeDocument/2006/math" xmlns:v="urn:schemas-microsoft-com:vml" xmlns:wp14="http://schemas.microsoft.com/office/word/2010/wordprocessingDrawing" xmlns:wp="http://schemas.openxmlformats.org/drawingml/2006/wordprocessingDrawing" xmlns:w10="urn:schemas-microsoft-com:office:word" xmlns:w="http://schemas.openxmlformats.org/wordprocessingml/2006/main" xmlns:w14="http://schemas.microsoft.com/office/word/2010/wordml" xmlns:w15="http://schemas.microsoft.com/office/word/2012/wordml" xmlns:w16cex="http://schemas.microsoft.com/office/word/2018/wordml/cex" xmlns:w16cid="http://schemas.microsoft.com/office/word/2016/wordml/cid" xmlns:w16="http://schemas.microsoft.com/office/word/2018/wordml" xmlns:w16du="http://schemas.microsoft.com/office/word/2023/wordml/word16du" xmlns:w16sdtdh="http://schemas.microsoft.com/office/word/2020/wordml/sdtdatahash" xmlns:w16sdtfl="http://schemas.microsoft.com/office/word/2024/wordml/sdtformatlock" xmlns:w16se="http://schemas.microsoft.com/office/word/2015/wordml/symex" xmlns:wpg="http://schemas.microsoft.com/office/word/2010/wordprocessingGroup" xmlns:wpi="http://schemas.microsoft.com/office/word/2010/wordprocessingInk" xmlns:wne="http://schemas.microsoft.com/office/word/2006/wordml" xmlns:wps="http://schemas.microsoft.com/office/word/2010/wordprocessingShape" mc:Ignorable="w14 w15 w16se w16cid w16 w16cex w16sdtdh w16sdtfl w16du wp14">
+<w:hdr xmlns:w="http://schemas.openxmlformats.org/wordprocessingml/2006/main" xmlns:r="http://schemas.openxmlformats.org/officeDocument/2006/relationships">
   <w:p>
     <w:pPr>
-      <w:pStyle w:val="Header"/>
+      <w:tabs>
+        <w:tab w:val="right" w:pos="9630"/>
+      </w:tabs>
+      <w:spacing w:before="0" w:after="0" w:line="240" w:lineRule="auto"/>
+      <w:jc w:val="left"/>
+      <w:rPr>
+        <w:sz w:val="18"/>
+        <w:szCs w:val="18"/>
+      </w:rPr>
     </w:pPr>
-  </w:p>
-</w:hdr>
-</file>
-
-<file path=word/header3.xml><?xml version="1.0" encoding="utf-8"?>
-<w:hdr xmlns:wpc="http://schemas.microsoft.com/office/word/2010/wordprocessingCanvas" xmlns:cx="http://schemas.microsoft.com/office/drawing/2014/chartex" xmlns:cx1="http://schemas.microsoft.com/office/drawing/2015/9/8/chartex" xmlns:cx2="http://schemas.microsoft.com/office/drawing/2015/10/21/chartex" xmlns:cx3="http://schemas.microsoft.com/office/drawing/2016/5/9/chartex" xmlns:cx4="http://schemas.microsoft.com/office/drawing/2016/5/10/chartex" xmlns:cx5="http://schemas.microsoft.com/office/drawing/2016/5/11/chartex" xmlns:cx6="http://schemas.microsoft.com/office/drawing/2016/5/12/chartex" xmlns:cx7="http://schemas.microsoft.com/office/drawing/2016/5/13/chartex" xmlns:cx8="http://schemas.microsoft.com/office/drawing/2016/5/14/chartex" xmlns:mc="http://schemas.openxmlformats.org/markup-compatibility/2006" xmlns:aink="http://schemas.microsoft.com/office/drawing/2016/ink" xmlns:am3d="http://schemas.microsoft.com/office/drawing/2017/model3d" xmlns:o="urn:schemas-microsoft-com:office:office" xmlns:oel="http://schemas.microsoft.com/office/2019/extlst" xmlns:r="http://schemas.openxmlformats.org/officeDocument/2006/relationships" xmlns:m="http://schemas.openxmlformats.org/officeDocument/2006/math" xmlns:v="urn:schemas-microsoft-com:vml" xmlns:wp14="http://schemas.microsoft.com/office/word/2010/wordprocessingDrawing" xmlns:wp="http://schemas.openxmlformats.org/drawingml/2006/wordprocessingDrawing" xmlns:w10="urn:schemas-microsoft-com:office:word" xmlns:w="http://schemas.openxmlformats.org/wordprocessingml/2006/main" xmlns:w14="http://schemas.microsoft.com/office/word/2010/wordml" xmlns:w15="http://schemas.microsoft.com/office/word/2012/wordml" xmlns:w16cex="http://schemas.microsoft.com/office/word/2018/wordml/cex" xmlns:w16cid="http://schemas.microsoft.com/office/word/2016/wordml/cid" xmlns:w16="http://schemas.microsoft.com/office/word/2018/wordml" xmlns:w16du="http://schemas.microsoft.com/office/word/2023/wordml/word16du" xmlns:w16sdtdh="http://schemas.microsoft.com/office/word/2020/wordml/sdtdatahash" xmlns:w16sdtfl="http://schemas.microsoft.com/office/word/2024/wordml/sdtformatlock" xmlns:w16se="http://schemas.microsoft.com/office/word/2015/wordml/symex" xmlns:wpg="http://schemas.microsoft.com/office/word/2010/wordprocessingGroup" xmlns:wpi="http://schemas.microsoft.com/office/word/2010/wordprocessingInk" xmlns:wne="http://schemas.microsoft.com/office/word/2006/wordml" xmlns:wps="http://schemas.microsoft.com/office/word/2010/wordprocessingShape" mc:Ignorable="w14 w15 w16se w16cid w16 w16cex w16sdtdh w16sdtfl w16du wp14">
-  <w:p>
-    <w:pPr>
-      <w:pStyle w:val="Header"/>
-    </w:pPr>
-  </w:p>
-</w:hdr>
-</file>
-
-<file path=word/header4.xml><?xml version="1.0" encoding="utf-8"?>
-<w:hdr xmlns:wpc="http://schemas.microsoft.com/office/word/2010/wordprocessingCanvas" xmlns:cx="http://schemas.microsoft.com/office/drawing/2014/chartex" xmlns:cx1="http://schemas.microsoft.com/office/drawing/2015/9/8/chartex" xmlns:cx2="http://schemas.microsoft.com/office/drawing/2015/10/21/chartex" xmlns:cx3="http://schemas.microsoft.com/office/drawing/2016/5/9/chartex" xmlns:cx4="http://schemas.microsoft.com/office/drawing/2016/5/10/chartex" xmlns:cx5="http://schemas.microsoft.com/office/drawing/2016/5/11/chartex" xmlns:cx6="http://schemas.microsoft.com/office/drawing/2016/5/12/chartex" xmlns:cx7="http://schemas.microsoft.com/office/drawing/2016/5/13/chartex" xmlns:cx8="http://schemas.microsoft.com/office/drawing/2016/5/14/chartex" xmlns:mc="http://schemas.openxmlformats.org/markup-compatibility/2006" xmlns:aink="http://schemas.microsoft.com/office/drawing/2016/ink" xmlns:am3d="http://schemas.microsoft.com/office/drawing/2017/model3d" xmlns:o="urn:schemas-microsoft-com:office:office" xmlns:oel="http://schemas.microsoft.com/office/2019/extlst" xmlns:r="http://schemas.openxmlformats.org/officeDocument/2006/relationships" xmlns:m="http://schemas.openxmlformats.org/officeDocument/2006/math" xmlns:v="urn:schemas-microsoft-com:vml" xmlns:wp14="http://schemas.microsoft.com/office/word/2010/wordprocessingDrawing" xmlns:wp="http://schemas.openxmlformats.org/drawingml/2006/wordprocessingDrawing" xmlns:w10="urn:schemas-microsoft-com:office:word" xmlns:w="http://schemas.openxmlformats.org/wordprocessingml/2006/main" xmlns:w14="http://schemas.microsoft.com/office/word/2010/wordml" xmlns:w15="http://schemas.microsoft.com/office/word/2012/wordml" xmlns:w16cex="http://schemas.microsoft.com/office/word/2018/wordml/cex" xmlns:w16cid="http://schemas.microsoft.com/office/word/2016/wordml/cid" xmlns:w16="http://schemas.microsoft.com/office/word/2018/wordml" xmlns:w16du="http://schemas.microsoft.com/office/word/2023/wordml/word16du" xmlns:w16sdtdh="http://schemas.microsoft.com/office/word/2020/wordml/sdtdatahash" xmlns:w16sdtfl="http://schemas.microsoft.com/office/word/2024/wordml/sdtformatlock" xmlns:w16se="http://schemas.microsoft.com/office/word/2015/wordml/symex" xmlns:wpg="http://schemas.microsoft.com/office/word/2010/wordprocessingGroup" xmlns:wpi="http://schemas.microsoft.com/office/word/2010/wordprocessingInk" xmlns:wne="http://schemas.microsoft.com/office/word/2006/wordml" xmlns:wps="http://schemas.microsoft.com/office/word/2010/wordprocessingShape" mc:Ignorable="w14 w15 w16se w16cid w16 w16cex w16sdtdh w16sdtfl w16du wp14">
-  <w:p>
-    <w:pPr>
-      <w:pStyle w:val="Header"/>
-    </w:pPr>
-  </w:p>
-</w:hdr>
-</file>
-
-<file path=word/header5.xml><?xml version="1.0" encoding="utf-8"?>
-<w:hdr xmlns:wpc="http://schemas.microsoft.com/office/word/2010/wordprocessingCanvas" xmlns:cx="http://schemas.microsoft.com/office/drawing/2014/chartex" xmlns:cx1="http://schemas.microsoft.com/office/drawing/2015/9/8/chartex" xmlns:cx2="http://schemas.microsoft.com/office/drawing/2015/10/21/chartex" xmlns:cx3="http://schemas.microsoft.com/office/drawing/2016/5/9/chartex" xmlns:cx4="http://schemas.microsoft.com/office/drawing/2016/5/10/chartex" xmlns:cx5="http://schemas.microsoft.com/office/drawing/2016/5/11/chartex" xmlns:cx6="http://schemas.microsoft.com/office/drawing/2016/5/12/chartex" xmlns:cx7="http://schemas.microsoft.com/office/drawing/2016/5/13/chartex" xmlns:cx8="http://schemas.microsoft.com/office/drawing/2016/5/14/chartex" xmlns:mc="http://schemas.openxmlformats.org/markup-compatibility/2006" xmlns:aink="http://schemas.microsoft.com/office/drawing/2016/ink" xmlns:am3d="http://schemas.microsoft.com/office/drawing/2017/model3d" xmlns:o="urn:schemas-microsoft-com:office:office" xmlns:oel="http://schemas.microsoft.com/office/2019/extlst" xmlns:r="http://schemas.openxmlformats.org/officeDocument/2006/relationships" xmlns:m="http://schemas.openxmlformats.org/officeDocument/2006/math" xmlns:v="urn:schemas-microsoft-com:vml" xmlns:wp14="http://schemas.microsoft.com/office/word/2010/wordprocessingDrawing" xmlns:wp="http://schemas.openxmlformats.org/drawingml/2006/wordprocessingDrawing" xmlns:w10="urn:schemas-microsoft-com:office:word" xmlns:w="http://schemas.openxmlformats.org/wordprocessingml/2006/main" xmlns:w14="http://schemas.microsoft.com/office/word/2010/wordml" xmlns:w15="http://schemas.microsoft.com/office/word/2012/wordml" xmlns:w16cex="http://schemas.microsoft.com/office/word/2018/wordml/cex" xmlns:w16cid="http://schemas.microsoft.com/office/word/2016/wordml/cid" xmlns:w16="http://schemas.microsoft.com/office/word/2018/wordml" xmlns:w16du="http://schemas.microsoft.com/office/word/2023/wordml/word16du" xmlns:w16sdtdh="http://schemas.microsoft.com/office/word/2020/wordml/sdtdatahash" xmlns:w16sdtfl="http://schemas.microsoft.com/office/word/2024/wordml/sdtformatlock" xmlns:w16se="http://schemas.microsoft.com/office/word/2015/wordml/symex" xmlns:wpg="http://schemas.microsoft.com/office/word/2010/wordprocessingGroup" xmlns:wpi="http://schemas.microsoft.com/office/word/2010/wordprocessingInk" xmlns:wne="http://schemas.microsoft.com/office/word/2006/wordml" xmlns:wps="http://schemas.microsoft.com/office/word/2010/wordprocessingShape" mc:Ignorable="w14 w15 w16se w16cid w16 w16cex w16sdtdh w16sdtfl w16du wp14">
-  <w:p>
-    <w:pPr>
-      <w:pStyle w:val="Header"/>
-    </w:pPr>
-  </w:p>
-</w:hdr>
-</file>
-
-<file path=word/header6.xml><?xml version="1.0" encoding="utf-8"?>
-<w:hdr xmlns:wpc="http://schemas.microsoft.com/office/word/2010/wordprocessingCanvas" xmlns:cx="http://schemas.microsoft.com/office/drawing/2014/chartex" xmlns:cx1="http://schemas.microsoft.com/office/drawing/2015/9/8/chartex" xmlns:cx2="http://schemas.microsoft.com/office/drawing/2015/10/21/chartex" xmlns:cx3="http://schemas.microsoft.com/office/drawing/2016/5/9/chartex" xmlns:cx4="http://schemas.microsoft.com/office/drawing/2016/5/10/chartex" xmlns:cx5="http://schemas.microsoft.com/office/drawing/2016/5/11/chartex" xmlns:cx6="http://schemas.microsoft.com/office/drawing/2016/5/12/chartex" xmlns:cx7="http://schemas.microsoft.com/office/drawing/2016/5/13/chartex" xmlns:cx8="http://schemas.microsoft.com/office/drawing/2016/5/14/chartex" xmlns:mc="http://schemas.openxmlformats.org/markup-compatibility/2006" xmlns:aink="http://schemas.microsoft.com/office/drawing/2016/ink" xmlns:am3d="http://schemas.microsoft.com/office/drawing/2017/model3d" xmlns:o="urn:schemas-microsoft-com:office:office" xmlns:oel="http://schemas.microsoft.com/office/2019/extlst" xmlns:r="http://schemas.openxmlformats.org/officeDocument/2006/relationships" xmlns:m="http://schemas.openxmlformats.org/officeDocument/2006/math" xmlns:v="urn:schemas-microsoft-com:vml" xmlns:wp14="http://schemas.microsoft.com/office/word/2010/wordprocessingDrawing" xmlns:wp="http://schemas.openxmlformats.org/drawingml/2006/wordprocessingDrawing" xmlns:w10="urn:schemas-microsoft-com:office:word" xmlns:w="http://schemas.openxmlformats.org/wordprocessingml/2006/main" xmlns:w14="http://schemas.microsoft.com/office/word/2010/wordml" xmlns:w15="http://schemas.microsoft.com/office/word/2012/wordml" xmlns:w16cex="http://schemas.microsoft.com/office/word/2018/wordml/cex" xmlns:w16cid="http://schemas.microsoft.com/office/word/2016/wordml/cid" xmlns:w16="http://schemas.microsoft.com/office/word/2018/wordml" xmlns:w16du="http://schemas.microsoft.com/office/word/2023/wordml/word16du" xmlns:w16sdtdh="http://schemas.microsoft.com/office/word/2020/wordml/sdtdatahash" xmlns:w16sdtfl="http://schemas.microsoft.com/office/word/2024/wordml/sdtformatlock" xmlns:w16se="http://schemas.microsoft.com/office/word/2015/wordml/symex" xmlns:wpg="http://schemas.microsoft.com/office/word/2010/wordprocessingGroup" xmlns:wpi="http://schemas.microsoft.com/office/word/2010/wordprocessingInk" xmlns:wne="http://schemas.microsoft.com/office/word/2006/wordml" xmlns:wps="http://schemas.microsoft.com/office/word/2010/wordprocessingShape" mc:Ignorable="w14 w15 w16se w16cid w16 w16cex w16sdtdh w16sdtfl w16du wp14">
-  <w:p>
-    <w:pPr>
-      <w:pStyle w:val="Header"/>
-    </w:pPr>
+    <w:r>
+      <w:rPr>
+        <w:sz w:val="18"/>
+        <w:szCs w:val="18"/>
+      </w:rPr>
+      <w:t xml:space="preserve">WILL OF </w:t>
+    </w:r>
+    <w:r>
+      <w:rPr>
+        <w:caps/>
+        <w:sz w:val="18"/>
+        <w:szCs w:val="18"/>
+      </w:rPr>
+      <w:t xml:space="preserve">&lt;&lt; Matter.Client.Name &gt;&gt;</w:t>
+    </w:r>
+    <w:r>
+      <w:rPr>
+        <w:sz w:val="18"/>
+        <w:szCs w:val="18"/>
+      </w:rPr>
+      <w:tab/>
+    </w:r>
+    <w:r>
+      <w:rPr>
+        <w:sz w:val="18"/>
+        <w:szCs w:val="18"/>
+      </w:rPr>
+      <w:t xml:space="preserve">Page </w:t>
+    </w:r>
+    <w:r>
+      <w:rPr>
+        <w:b/>
+        <w:bCs/>
+        <w:sz w:val="18"/>
+        <w:szCs w:val="18"/>
+      </w:rPr>
+      <w:fldChar w:fldCharType="begin"/>
+    </w:r>
+    <w:r>
+      <w:rPr>
+        <w:b/>
+        <w:bCs/>
+        <w:sz w:val="18"/>
+        <w:szCs w:val="18"/>
+      </w:rPr>
+      <w:instrText xml:space="preserve"> PAGE </w:instrText>
+    </w:r>
+    <w:r>
+      <w:rPr>
+        <w:b/>
+        <w:bCs/>
+        <w:sz w:val="18"/>
+        <w:szCs w:val="18"/>
+      </w:rPr>
+      <w:fldChar w:fldCharType="separate"/>
+    </w:r>
+    <w:r>
+      <w:rPr>
+        <w:b/>
+        <w:bCs/>
+        <w:sz w:val="18"/>
+        <w:szCs w:val="18"/>
+      </w:rPr>
+      <w:t>1</w:t>
+    </w:r>
+    <w:r>
+      <w:rPr>
+        <w:b/>
+        <w:bCs/>
+        <w:sz w:val="18"/>
+        <w:szCs w:val="18"/>
+      </w:rPr>
+      <w:fldChar w:fldCharType="end"/>
+    </w:r>
+    <w:r>
+      <w:rPr>
+        <w:sz w:val="18"/>
+        <w:szCs w:val="18"/>
+      </w:rPr>
+      <w:t xml:space="preserve"> of </w:t>
+    </w:r>
+    <w:r>
+      <w:rPr>
+        <w:b/>
+        <w:bCs/>
+        <w:sz w:val="18"/>
+        <w:szCs w:val="18"/>
+      </w:rPr>
+      <w:fldChar w:fldCharType="begin"/>
+    </w:r>
+    <w:r>
+      <w:rPr>
+        <w:b/>
+        <w:bCs/>
+        <w:sz w:val="18"/>
+        <w:szCs w:val="18"/>
+      </w:rPr>
+      <w:instrText xml:space="preserve"> SECTIONPAGES </w:instrText>
+    </w:r>
+    <w:r>
+      <w:rPr>
+        <w:b/>
+        <w:bCs/>
+        <w:sz w:val="18"/>
+        <w:szCs w:val="18"/>
+      </w:rPr>
+      <w:fldChar w:fldCharType="separate"/>
+    </w:r>
+    <w:r>
+      <w:rPr>
+        <w:b/>
+        <w:bCs/>
+        <w:sz w:val="18"/>
+        <w:szCs w:val="18"/>
+      </w:rPr>
+      <w:t>1</w:t>
+    </w:r>
+    <w:r>
+      <w:rPr>
+        <w:b/>
+        <w:bCs/>
+        <w:sz w:val="18"/>
+        <w:szCs w:val="18"/>
+      </w:rPr>
+      <w:fldChar w:fldCharType="end"/>
+    </w:r>
   </w:p>
 </w:hdr>
 </file>
